--- a/Sprint20260921-20261002/HERO-66648_20261008_112534.docx
+++ b/Sprint20260921-20261002/HERO-66648_20261008_112534.docx
@@ -15,7 +15,7 @@
           <w:sz w:val="32"/>
           <w:u w:val="none"/>
         </w:rPr>
-        <w:t>HERO-66648 Test Report</w:t>
+        <w:t>GEMS Patron Enquiry Photo and Signature First Engineering Report</w:t>
       </w:r>
     </w:p>
     <w:p>
@@ -45,7 +45,7 @@
           <w:sz w:val="24"/>
           <w:u w:val="none"/>
         </w:rPr>
-        <w:t>F1.Patron Inquiry - Display Photo &amp; Signature First</w:t>
+        <w:t>F1. GEMS Interface Default Tab Setting</w:t>
       </w:r>
     </w:p>
     <w:p>
@@ -60,7 +60,7 @@
           <w:sz w:val="22"/>
           <w:u w:val="none"/>
         </w:rPr>
-        <w:t>F1.1.Verify Photo &amp; Signature Tab Is Active First When Setup 1 = "Photo and Signature"</w:t>
+        <w:t>F1.1. Set Default Tab to Photo and Signature and Save per Outlet</w:t>
       </w:r>
     </w:p>
     <w:p>
@@ -81,7 +81,7 @@
     <w:p>
       <w:pPr>
         <w:spacing w:before="0" w:after="40"/>
-        <w:ind w:left="360" w:hanging="240"/>
+        <w:ind w:left="1080" w:hanging="240"/>
       </w:pPr>
       <w:r>
         <w:rPr>
@@ -91,13 +91,13 @@
           <w:sz w:val="20"/>
           <w:u w:val="none"/>
         </w:rPr>
-        <w:t>1. POS Client is installed and running on a Workstation (Windows 11 Enterprise) in the local test environment</w:t>
+        <w:t>1. User is logged in to Infrasys Cloud platform with interface configuration rights</w:t>
       </w:r>
     </w:p>
     <w:p>
       <w:pPr>
         <w:spacing w:before="0" w:after="40"/>
-        <w:ind w:left="360" w:hanging="240"/>
+        <w:ind w:left="1080" w:hanging="240"/>
       </w:pPr>
       <w:r>
         <w:rPr>
@@ -107,55 +107,7 @@
           <w:sz w:val="20"/>
           <w:u w:val="none"/>
         </w:rPr>
-        <w:t>2. The GEMS gaming interface (vendor key: gems) is configured on the target outlet under Interface Control &gt; Interfaces</w:t>
-      </w:r>
-    </w:p>
-    <w:p>
-      <w:pPr>
-        <w:spacing w:before="0" w:after="40"/>
-        <w:ind w:left="360" w:hanging="240"/>
-      </w:pPr>
-      <w:r>
-        <w:rPr>
-          <w:rFonts w:ascii="Arial" w:hAnsi="Arial" w:eastAsia="Arial" w:cs="Arial"/>
-          <w:b w:val="0"/>
-          <w:color w:val="000000"/>
-          <w:sz w:val="20"/>
-          <w:u w:val="none"/>
-        </w:rPr>
-        <w:t>3. Setup 1 (Default Tab) is configured as "Photo and signature" for the GEMS interface</w:t>
-      </w:r>
-    </w:p>
-    <w:p>
-      <w:pPr>
-        <w:spacing w:before="0" w:after="40"/>
-        <w:ind w:left="360" w:hanging="240"/>
-      </w:pPr>
-      <w:r>
-        <w:rPr>
-          <w:rFonts w:ascii="Arial" w:hAnsi="Arial" w:eastAsia="Arial" w:cs="Arial"/>
-          <w:b w:val="0"/>
-          <w:color w:val="000000"/>
-          <w:sz w:val="20"/>
-          <w:u w:val="none"/>
-        </w:rPr>
-        <w:t>4. A patron record with both a photo and signature image exists in the GEMS system and is reachable via the external API</w:t>
-      </w:r>
-    </w:p>
-    <w:p>
-      <w:pPr>
-        <w:spacing w:before="0" w:after="40"/>
-        <w:ind w:left="360" w:hanging="240"/>
-      </w:pPr>
-      <w:r>
-        <w:rPr>
-          <w:rFonts w:ascii="Arial" w:hAnsi="Arial" w:eastAsia="Arial" w:cs="Arial"/>
-          <w:b w:val="0"/>
-          <w:color w:val="000000"/>
-          <w:sz w:val="20"/>
-          <w:u w:val="none"/>
-        </w:rPr>
-        <w:t>5. User is logged in with credentials that have Patron Inquiry permission</w:t>
+        <w:t>2. A GEMS gaming interface (Vendor key: gems) is configured for the target outlet</w:t>
       </w:r>
     </w:p>
     <w:p>
@@ -176,7 +128,7 @@
     <w:p>
       <w:pPr>
         <w:spacing w:before="0" w:after="40"/>
-        <w:ind w:left="360" w:hanging="240"/>
+        <w:ind w:left="1080" w:hanging="240"/>
       </w:pPr>
       <w:r>
         <w:rPr>
@@ -186,13 +138,13 @@
           <w:sz w:val="20"/>
           <w:u w:val="none"/>
         </w:rPr>
-        <w:t>1. Open an old check or a new check in POS</w:t>
+        <w:t>1. Go to Interface Control &gt; Interfaces and select the target GEMS gaming interface</w:t>
       </w:r>
     </w:p>
     <w:p>
       <w:pPr>
         <w:spacing w:before="0" w:after="40"/>
-        <w:ind w:left="360" w:hanging="240"/>
+        <w:ind w:left="1080" w:hanging="240"/>
       </w:pPr>
       <w:r>
         <w:rPr>
@@ -202,13 +154,13 @@
           <w:sz w:val="20"/>
           <w:u w:val="none"/>
         </w:rPr>
-        <w:t>2. Click the "Patron Inquiry" function</w:t>
+        <w:t>2. Locate the Enquiry Display Settings and set Default Tab to "Photo and signature"</w:t>
       </w:r>
     </w:p>
     <w:p>
       <w:pPr>
         <w:spacing w:before="0" w:after="40"/>
-        <w:ind w:left="360" w:hanging="240"/>
+        <w:ind w:left="1080" w:hanging="240"/>
       </w:pPr>
       <w:r>
         <w:rPr>
@@ -218,13 +170,13 @@
           <w:sz w:val="20"/>
           <w:u w:val="none"/>
         </w:rPr>
-        <w:t>3. Input a valid patron number</w:t>
+        <w:t>3. Click "Save"</w:t>
       </w:r>
     </w:p>
     <w:p>
       <w:pPr>
         <w:spacing w:before="0" w:after="40"/>
-        <w:ind w:left="360" w:hanging="240"/>
+        <w:ind w:left="1080" w:hanging="240"/>
       </w:pPr>
       <w:r>
         <w:rPr>
@@ -234,39 +186,7 @@
           <w:sz w:val="20"/>
           <w:u w:val="none"/>
         </w:rPr>
-        <w:t>4. Click the "Enquiry" button to trigger the external party API</w:t>
-      </w:r>
-    </w:p>
-    <w:p>
-      <w:pPr>
-        <w:spacing w:before="0" w:after="40"/>
-        <w:ind w:left="360" w:hanging="240"/>
-      </w:pPr>
-      <w:r>
-        <w:rPr>
-          <w:rFonts w:ascii="Arial" w:hAnsi="Arial" w:eastAsia="Arial" w:cs="Arial"/>
-          <w:b w:val="0"/>
-          <w:color w:val="000000"/>
-          <w:sz w:val="20"/>
-          <w:u w:val="none"/>
-        </w:rPr>
-        <w:t>5. Observe the Patron Enquiry result screen</w:t>
-      </w:r>
-    </w:p>
-    <w:p>
-      <w:pPr>
-        <w:spacing w:before="0" w:after="40"/>
-        <w:ind w:left="360" w:hanging="240"/>
-      </w:pPr>
-      <w:r>
-        <w:rPr>
-          <w:rFonts w:ascii="Arial" w:hAnsi="Arial" w:eastAsia="Arial" w:cs="Arial"/>
-          <w:b w:val="0"/>
-          <w:color w:val="000000"/>
-          <w:sz w:val="20"/>
-          <w:u w:val="none"/>
-        </w:rPr>
-        <w:t>6. Verify the active first tab and the displayed photo and signature</w:t>
+        <w:t>4. Open Patron Enquiry at any station of that outlet without restarting the station</w:t>
       </w:r>
     </w:p>
     <w:p>
@@ -287,7 +207,7 @@
     <w:p>
       <w:pPr>
         <w:spacing w:before="0" w:after="40"/>
-        <w:ind w:left="360" w:hanging="240"/>
+        <w:ind w:left="1080" w:hanging="240"/>
       </w:pPr>
       <w:r>
         <w:rPr>
@@ -297,13 +217,13 @@
           <w:sz w:val="20"/>
           <w:u w:val="none"/>
         </w:rPr>
-        <w:t>1. The system triggers the external party API for enquiry as per existing workflow</w:t>
+        <w:t>1. The Default Tab setting is saved successfully for the outlet</w:t>
       </w:r>
     </w:p>
     <w:p>
       <w:pPr>
         <w:spacing w:before="0" w:after="40"/>
-        <w:ind w:left="360" w:hanging="240"/>
+        <w:ind w:left="1080" w:hanging="240"/>
       </w:pPr>
       <w:r>
         <w:rPr>
@@ -313,13 +233,13 @@
           <w:sz w:val="20"/>
           <w:u w:val="none"/>
         </w:rPr>
-        <w:t>2. The "Photo and signature" tab is shown as the active first tab on the Patron Enquiry result screen</w:t>
+        <w:t>2. The setting takes effect for all stations in that outlet</w:t>
       </w:r>
     </w:p>
     <w:p>
       <w:pPr>
         <w:spacing w:before="0" w:after="40"/>
-        <w:ind w:left="360" w:hanging="240"/>
+        <w:ind w:left="1080" w:hanging="240"/>
       </w:pPr>
       <w:r>
         <w:rPr>
@@ -329,13 +249,13 @@
           <w:sz w:val="20"/>
           <w:u w:val="none"/>
         </w:rPr>
-        <w:t>3. Both the photo and signature images are clearly visible without requiring the cashier to navigate to another tab</w:t>
+        <w:t>3. No station restart is required for the setting to take effect</w:t>
       </w:r>
     </w:p>
     <w:p>
       <w:pPr>
         <w:spacing w:before="0" w:after="40"/>
-        <w:ind w:left="360" w:hanging="240"/>
+        <w:ind w:left="1080" w:hanging="240"/>
       </w:pPr>
       <w:r>
         <w:rPr>
@@ -345,23 +265,7 @@
           <w:sz w:val="20"/>
           <w:u w:val="none"/>
         </w:rPr>
-        <w:t>4. The existing patron detail tabs (Basic Information, etc.) remain accessible in their original positions</w:t>
-      </w:r>
-    </w:p>
-    <w:p>
-      <w:pPr>
-        <w:spacing w:before="0" w:after="40"/>
-        <w:ind w:left="360" w:hanging="240"/>
-      </w:pPr>
-      <w:r>
-        <w:rPr>
-          <w:rFonts w:ascii="Arial" w:hAnsi="Arial" w:eastAsia="Arial" w:cs="Arial"/>
-          <w:b w:val="0"/>
-          <w:color w:val="000000"/>
-          <w:sz w:val="20"/>
-          <w:u w:val="none"/>
-        </w:rPr>
-        <w:t>5. The display works in both desktop horizontal view and mobile vertical view</w:t>
+        <w:t>4. The Patron Enquiry result screen shows the "Photo and signature" tab as the active first tab</w:t>
       </w:r>
     </w:p>
     <w:p>
@@ -376,7 +280,7 @@
           <w:sz w:val="22"/>
           <w:u w:val="none"/>
         </w:rPr>
-        <w:t>F1.2.Verify Basic Information Tab Is Active First When Setup 1 = "Basic Information" or Does Not Exist</w:t>
+        <w:t>F1.2. Default Tab Set to Basic Information or Not Configured</w:t>
       </w:r>
     </w:p>
     <w:p>
@@ -397,7 +301,7 @@
     <w:p>
       <w:pPr>
         <w:spacing w:before="0" w:after="40"/>
-        <w:ind w:left="360" w:hanging="240"/>
+        <w:ind w:left="1080" w:hanging="240"/>
       </w:pPr>
       <w:r>
         <w:rPr>
@@ -407,71 +311,7 @@
           <w:sz w:val="20"/>
           <w:u w:val="none"/>
         </w:rPr>
-        <w:t>1. POS Client is installed and running on a Workstation (Windows 11 Enterprise) in the local test environment</w:t>
-      </w:r>
-    </w:p>
-    <w:p>
-      <w:pPr>
-        <w:spacing w:before="0" w:after="40"/>
-        <w:ind w:left="360" w:hanging="240"/>
-      </w:pPr>
-      <w:r>
-        <w:rPr>
-          <w:rFonts w:ascii="Arial" w:hAnsi="Arial" w:eastAsia="Arial" w:cs="Arial"/>
-          <w:b w:val="0"/>
-          <w:color w:val="000000"/>
-          <w:sz w:val="20"/>
-          <w:u w:val="none"/>
-        </w:rPr>
-        <w:t>2. The GEMS gaming interface is configured on the target outlet</w:t>
-      </w:r>
-    </w:p>
-    <w:p>
-      <w:pPr>
-        <w:spacing w:before="0" w:after="40"/>
-        <w:ind w:left="360" w:hanging="240"/>
-      </w:pPr>
-      <w:r>
-        <w:rPr>
-          <w:rFonts w:ascii="Arial" w:hAnsi="Arial" w:eastAsia="Arial" w:cs="Arial"/>
-          <w:b w:val="0"/>
-          <w:color w:val="000000"/>
-          <w:sz w:val="20"/>
-          <w:u w:val="none"/>
-        </w:rPr>
-        <w:t>3. Setup 1 (Default Tab) is set as "Basic Information" (or the setup record does not exist)</w:t>
-      </w:r>
-    </w:p>
-    <w:p>
-      <w:pPr>
-        <w:spacing w:before="0" w:after="40"/>
-        <w:ind w:left="360" w:hanging="240"/>
-      </w:pPr>
-      <w:r>
-        <w:rPr>
-          <w:rFonts w:ascii="Arial" w:hAnsi="Arial" w:eastAsia="Arial" w:cs="Arial"/>
-          <w:b w:val="0"/>
-          <w:color w:val="000000"/>
-          <w:sz w:val="20"/>
-          <w:u w:val="none"/>
-        </w:rPr>
-        <w:t>4. A patron record exists in the GEMS system</w:t>
-      </w:r>
-    </w:p>
-    <w:p>
-      <w:pPr>
-        <w:spacing w:before="0" w:after="40"/>
-        <w:ind w:left="360" w:hanging="240"/>
-      </w:pPr>
-      <w:r>
-        <w:rPr>
-          <w:rFonts w:ascii="Arial" w:hAnsi="Arial" w:eastAsia="Arial" w:cs="Arial"/>
-          <w:b w:val="0"/>
-          <w:color w:val="000000"/>
-          <w:sz w:val="20"/>
-          <w:u w:val="none"/>
-        </w:rPr>
-        <w:t>5. User is logged in with credentials that have Patron Inquiry permission</w:t>
+        <w:t>1. A GEMS gaming interface is configured for the outlet</w:t>
       </w:r>
     </w:p>
     <w:p>
@@ -492,7 +332,7 @@
     <w:p>
       <w:pPr>
         <w:spacing w:before="0" w:after="40"/>
-        <w:ind w:left="360" w:hanging="240"/>
+        <w:ind w:left="1080" w:hanging="240"/>
       </w:pPr>
       <w:r>
         <w:rPr>
@@ -502,13 +342,13 @@
           <w:sz w:val="20"/>
           <w:u w:val="none"/>
         </w:rPr>
-        <w:t>1. Open an old check or a new check in POS</w:t>
+        <w:t>1. Open the GEMS interface setup and set Default Tab to "Basic Information" (or leave the setting absent)</w:t>
       </w:r>
     </w:p>
     <w:p>
       <w:pPr>
         <w:spacing w:before="0" w:after="40"/>
-        <w:ind w:left="360" w:hanging="240"/>
+        <w:ind w:left="1080" w:hanging="240"/>
       </w:pPr>
       <w:r>
         <w:rPr>
@@ -518,13 +358,13 @@
           <w:sz w:val="20"/>
           <w:u w:val="none"/>
         </w:rPr>
-        <w:t>2. Click the "Patron Inquiry" function</w:t>
+        <w:t>2. Save the record</w:t>
       </w:r>
     </w:p>
     <w:p>
       <w:pPr>
         <w:spacing w:before="0" w:after="40"/>
-        <w:ind w:left="360" w:hanging="240"/>
+        <w:ind w:left="1080" w:hanging="240"/>
       </w:pPr>
       <w:r>
         <w:rPr>
@@ -534,39 +374,7 @@
           <w:sz w:val="20"/>
           <w:u w:val="none"/>
         </w:rPr>
-        <w:t>3. Input a valid patron number</w:t>
-      </w:r>
-    </w:p>
-    <w:p>
-      <w:pPr>
-        <w:spacing w:before="0" w:after="40"/>
-        <w:ind w:left="360" w:hanging="240"/>
-      </w:pPr>
-      <w:r>
-        <w:rPr>
-          <w:rFonts w:ascii="Arial" w:hAnsi="Arial" w:eastAsia="Arial" w:cs="Arial"/>
-          <w:b w:val="0"/>
-          <w:color w:val="000000"/>
-          <w:sz w:val="20"/>
-          <w:u w:val="none"/>
-        </w:rPr>
-        <w:t>4. Click the "Enquiry" button</w:t>
-      </w:r>
-    </w:p>
-    <w:p>
-      <w:pPr>
-        <w:spacing w:before="0" w:after="40"/>
-        <w:ind w:left="360" w:hanging="240"/>
-      </w:pPr>
-      <w:r>
-        <w:rPr>
-          <w:rFonts w:ascii="Arial" w:hAnsi="Arial" w:eastAsia="Arial" w:cs="Arial"/>
-          <w:b w:val="0"/>
-          <w:color w:val="000000"/>
-          <w:sz w:val="20"/>
-          <w:u w:val="none"/>
-        </w:rPr>
-        <w:t>5. Observe the Patron Enquiry result screen</w:t>
+        <w:t>3. Perform a Patron Enquiry in POS</w:t>
       </w:r>
     </w:p>
     <w:p>
@@ -587,7 +395,7 @@
     <w:p>
       <w:pPr>
         <w:spacing w:before="0" w:after="40"/>
-        <w:ind w:left="360" w:hanging="240"/>
+        <w:ind w:left="1080" w:hanging="240"/>
       </w:pPr>
       <w:r>
         <w:rPr>
@@ -597,13 +405,13 @@
           <w:sz w:val="20"/>
           <w:u w:val="none"/>
         </w:rPr>
-        <w:t>1. The system triggers the external party API for enquiry as per existing workflow</w:t>
+        <w:t>1. The setting is saved as "Basic Information"</w:t>
       </w:r>
     </w:p>
     <w:p>
       <w:pPr>
         <w:spacing w:before="0" w:after="40"/>
-        <w:ind w:left="360" w:hanging="240"/>
+        <w:ind w:left="1080" w:hanging="240"/>
       </w:pPr>
       <w:r>
         <w:rPr>
@@ -613,13 +421,13 @@
           <w:sz w:val="20"/>
           <w:u w:val="none"/>
         </w:rPr>
-        <w:t>2. The "Basic information" tab is shown as the active first tab on the Patron Enquiry result screen</w:t>
+        <w:t>2. The Patron Enquiry result screen shows the "Basic information" tab first, matching the existing default behavior</w:t>
       </w:r>
     </w:p>
     <w:p>
       <w:pPr>
         <w:spacing w:before="0" w:after="40"/>
-        <w:ind w:left="360" w:hanging="240"/>
+        <w:ind w:left="1080" w:hanging="240"/>
       </w:pPr>
       <w:r>
         <w:rPr>
@@ -629,23 +437,22 @@
           <w:sz w:val="20"/>
           <w:u w:val="none"/>
         </w:rPr>
-        <w:t>3. The existing patron detail tabs remain accessible in their original positions</w:t>
+        <w:t>3. All other patron enquiry functionality remains unchanged</w:t>
       </w:r>
     </w:p>
     <w:p>
       <w:pPr>
-        <w:spacing w:before="0" w:after="40"/>
-        <w:ind w:left="360" w:hanging="240"/>
+        <w:spacing w:before="160" w:after="80"/>
       </w:pPr>
       <w:r>
         <w:rPr>
           <w:rFonts w:ascii="Arial" w:hAnsi="Arial" w:eastAsia="Arial" w:cs="Arial"/>
-          <w:b w:val="0"/>
-          <w:color w:val="000000"/>
-          <w:sz w:val="20"/>
+          <w:b/>
+          <w:color w:val="001EFF"/>
+          <w:sz w:val="24"/>
           <w:u w:val="none"/>
         </w:rPr>
-        <w:t>4. The "Photo and signature" tab is available but is not the active first tab</w:t>
+        <w:t>F2. Photo and Signature Display During Patron Enquiry</w:t>
       </w:r>
     </w:p>
     <w:p>
@@ -660,7 +467,7 @@
           <w:sz w:val="22"/>
           <w:u w:val="none"/>
         </w:rPr>
-        <w:t>F1.3.Verify "Photo and Signature Not Available" Message When No Photo/Signature Returned</w:t>
+        <w:t>F2.1. Display Photo and Signature First When Both Are Available</w:t>
       </w:r>
     </w:p>
     <w:p>
@@ -681,7 +488,7 @@
     <w:p>
       <w:pPr>
         <w:spacing w:before="0" w:after="40"/>
-        <w:ind w:left="360" w:hanging="240"/>
+        <w:ind w:left="1080" w:hanging="240"/>
       </w:pPr>
       <w:r>
         <w:rPr>
@@ -691,13 +498,13 @@
           <w:sz w:val="20"/>
           <w:u w:val="none"/>
         </w:rPr>
-        <w:t>1. POS Client is installed and running on a Workstation (Windows 11 Enterprise) in the local test environment</w:t>
+        <w:t>1. Default Tab is set to "Photo and signature" for the outlet</w:t>
       </w:r>
     </w:p>
     <w:p>
       <w:pPr>
         <w:spacing w:before="0" w:after="40"/>
-        <w:ind w:left="360" w:hanging="240"/>
+        <w:ind w:left="1080" w:hanging="240"/>
       </w:pPr>
       <w:r>
         <w:rPr>
@@ -707,55 +514,7 @@
           <w:sz w:val="20"/>
           <w:u w:val="none"/>
         </w:rPr>
-        <w:t>2. The GEMS gaming interface is configured on the target outlet</w:t>
-      </w:r>
-    </w:p>
-    <w:p>
-      <w:pPr>
-        <w:spacing w:before="0" w:after="40"/>
-        <w:ind w:left="360" w:hanging="240"/>
-      </w:pPr>
-      <w:r>
-        <w:rPr>
-          <w:rFonts w:ascii="Arial" w:hAnsi="Arial" w:eastAsia="Arial" w:cs="Arial"/>
-          <w:b w:val="0"/>
-          <w:color w:val="000000"/>
-          <w:sz w:val="20"/>
-          <w:u w:val="none"/>
-        </w:rPr>
-        <w:t>3. Setup 1 (Default Tab) is configured as "Photo and signature"</w:t>
-      </w:r>
-    </w:p>
-    <w:p>
-      <w:pPr>
-        <w:spacing w:before="0" w:after="40"/>
-        <w:ind w:left="360" w:hanging="240"/>
-      </w:pPr>
-      <w:r>
-        <w:rPr>
-          <w:rFonts w:ascii="Arial" w:hAnsi="Arial" w:eastAsia="Arial" w:cs="Arial"/>
-          <w:b w:val="0"/>
-          <w:color w:val="000000"/>
-          <w:sz w:val="20"/>
-          <w:u w:val="none"/>
-        </w:rPr>
-        <w:t>4. A patron record exists in GEMS that does NOT contain a photo, a signature, or both</w:t>
-      </w:r>
-    </w:p>
-    <w:p>
-      <w:pPr>
-        <w:spacing w:before="0" w:after="40"/>
-        <w:ind w:left="360" w:hanging="240"/>
-      </w:pPr>
-      <w:r>
-        <w:rPr>
-          <w:rFonts w:ascii="Arial" w:hAnsi="Arial" w:eastAsia="Arial" w:cs="Arial"/>
-          <w:b w:val="0"/>
-          <w:color w:val="000000"/>
-          <w:sz w:val="20"/>
-          <w:u w:val="none"/>
-        </w:rPr>
-        <w:t>5. User is logged in with credentials that have Patron Inquiry permission</w:t>
+        <w:t>2. The queried patron record in GEMS contains both a photo and a signature image</w:t>
       </w:r>
     </w:p>
     <w:p>
@@ -776,7 +535,7 @@
     <w:p>
       <w:pPr>
         <w:spacing w:before="0" w:after="40"/>
-        <w:ind w:left="360" w:hanging="240"/>
+        <w:ind w:left="1080" w:hanging="240"/>
       </w:pPr>
       <w:r>
         <w:rPr>
@@ -786,13 +545,13 @@
           <w:sz w:val="20"/>
           <w:u w:val="none"/>
         </w:rPr>
-        <w:t>1. Open an old check or a new check in POS</w:t>
+        <w:t>1. In POS, open a new check or an old check</w:t>
       </w:r>
     </w:p>
     <w:p>
       <w:pPr>
         <w:spacing w:before="0" w:after="40"/>
-        <w:ind w:left="360" w:hanging="240"/>
+        <w:ind w:left="1080" w:hanging="240"/>
       </w:pPr>
       <w:r>
         <w:rPr>
@@ -802,13 +561,13 @@
           <w:sz w:val="20"/>
           <w:u w:val="none"/>
         </w:rPr>
-        <w:t>2. Click the "Patron Inquiry" function</w:t>
+        <w:t>2. Click the "Patron Inquiry" function and enter the patron number, then click "Enquiry"</w:t>
       </w:r>
     </w:p>
     <w:p>
       <w:pPr>
         <w:spacing w:before="0" w:after="40"/>
-        <w:ind w:left="360" w:hanging="240"/>
+        <w:ind w:left="1080" w:hanging="240"/>
       </w:pPr>
       <w:r>
         <w:rPr>
@@ -818,13 +577,13 @@
           <w:sz w:val="20"/>
           <w:u w:val="none"/>
         </w:rPr>
-        <w:t>3. Input the patron number that has no photo and/or signature</w:t>
+        <w:t>3. Observe the first tab of the enquiry result</w:t>
       </w:r>
     </w:p>
     <w:p>
       <w:pPr>
         <w:spacing w:before="0" w:after="40"/>
-        <w:ind w:left="360" w:hanging="240"/>
+        <w:ind w:left="1080" w:hanging="240"/>
       </w:pPr>
       <w:r>
         <w:rPr>
@@ -834,23 +593,7 @@
           <w:sz w:val="20"/>
           <w:u w:val="none"/>
         </w:rPr>
-        <w:t>4. Click the "Enquiry" button</w:t>
-      </w:r>
-    </w:p>
-    <w:p>
-      <w:pPr>
-        <w:spacing w:before="0" w:after="40"/>
-        <w:ind w:left="360" w:hanging="240"/>
-      </w:pPr>
-      <w:r>
-        <w:rPr>
-          <w:rFonts w:ascii="Arial" w:hAnsi="Arial" w:eastAsia="Arial" w:cs="Arial"/>
-          <w:b w:val="0"/>
-          <w:color w:val="000000"/>
-          <w:sz w:val="20"/>
-          <w:u w:val="none"/>
-        </w:rPr>
-        <w:t>5. Observe the Patron Enquiry result screen and the Photo and signature tab content</w:t>
+        <w:t>4. Switch to the other patron detail tabs</w:t>
       </w:r>
     </w:p>
     <w:p>
@@ -871,7 +614,7 @@
     <w:p>
       <w:pPr>
         <w:spacing w:before="0" w:after="40"/>
-        <w:ind w:left="360" w:hanging="240"/>
+        <w:ind w:left="1080" w:hanging="240"/>
       </w:pPr>
       <w:r>
         <w:rPr>
@@ -881,13 +624,13 @@
           <w:sz w:val="20"/>
           <w:u w:val="none"/>
         </w:rPr>
-        <w:t>1. The "Photo and signature" tab is shown as the active first tab</w:t>
+        <w:t>1. The "Photo and signature" tab is displayed as the active first screen</w:t>
       </w:r>
     </w:p>
     <w:p>
       <w:pPr>
         <w:spacing w:before="0" w:after="40"/>
-        <w:ind w:left="360" w:hanging="240"/>
+        <w:ind w:left="1080" w:hanging="240"/>
       </w:pPr>
       <w:r>
         <w:rPr>
@@ -897,13 +640,13 @@
           <w:sz w:val="20"/>
           <w:u w:val="none"/>
         </w:rPr>
-        <w:t>2. Because no photo and/or signature is returned from the external party, the system displays the message "Photo and signature not available" on the "Photo and signature" tab</w:t>
+        <w:t>2. Both the patron photo and the patron signature are clearly visible without navigating to another tab</w:t>
       </w:r>
     </w:p>
     <w:p>
       <w:pPr>
         <w:spacing w:before="0" w:after="40"/>
-        <w:ind w:left="360" w:hanging="240"/>
+        <w:ind w:left="1080" w:hanging="240"/>
       </w:pPr>
       <w:r>
         <w:rPr>
@@ -913,38 +656,7 @@
           <w:sz w:val="20"/>
           <w:u w:val="none"/>
         </w:rPr>
-        <w:t>3. The patron details (name, tier, points, etc.) are still displayed and accessible on their respective tabs</w:t>
-      </w:r>
-    </w:p>
-    <w:p>
-      <w:pPr>
-        <w:spacing w:before="0" w:after="40"/>
-        <w:ind w:left="360" w:hanging="240"/>
-      </w:pPr>
-      <w:r>
-        <w:rPr>
-          <w:rFonts w:ascii="Arial" w:hAnsi="Arial" w:eastAsia="Arial" w:cs="Arial"/>
-          <w:b w:val="0"/>
-          <w:color w:val="000000"/>
-          <w:sz w:val="20"/>
-          <w:u w:val="none"/>
-        </w:rPr>
-        <w:t>4. The display works in both desktop horizontal view and mobile vertical view</w:t>
-      </w:r>
-    </w:p>
-    <w:p>
-      <w:pPr>
-        <w:spacing w:before="160" w:after="80"/>
-      </w:pPr>
-      <w:r>
-        <w:rPr>
-          <w:rFonts w:ascii="Arial" w:hAnsi="Arial" w:eastAsia="Arial" w:cs="Arial"/>
-          <w:b/>
-          <w:color w:val="001EFF"/>
-          <w:sz w:val="24"/>
-          <w:u w:val="none"/>
-        </w:rPr>
-        <w:t>F2.Post Online Comp Payment - Display Photo &amp; Signature First</w:t>
+        <w:t>3. The existing patron detail tabs (name, tier, points, etc.) remain accessible in their original positions</w:t>
       </w:r>
     </w:p>
     <w:p>
@@ -959,7 +671,7 @@
           <w:sz w:val="22"/>
           <w:u w:val="none"/>
         </w:rPr>
-        <w:t>F2.1.Verify Photo &amp; Signature Tab Is Active First on Post Online Comp Payment Enquiry</w:t>
+        <w:t>F2.2. Display Not Available Message When Photo or Signature Is Missing</w:t>
       </w:r>
     </w:p>
     <w:p>
@@ -980,7 +692,7 @@
     <w:p>
       <w:pPr>
         <w:spacing w:before="0" w:after="40"/>
-        <w:ind w:left="360" w:hanging="240"/>
+        <w:ind w:left="1080" w:hanging="240"/>
       </w:pPr>
       <w:r>
         <w:rPr>
@@ -990,13 +702,13 @@
           <w:sz w:val="20"/>
           <w:u w:val="none"/>
         </w:rPr>
-        <w:t>1. POS Client is installed and running on a Workstation (Windows 11 Enterprise) in the local test environment</w:t>
+        <w:t>1. Default Tab is set to "Photo and signature" for the outlet</w:t>
       </w:r>
     </w:p>
     <w:p>
       <w:pPr>
         <w:spacing w:before="0" w:after="40"/>
-        <w:ind w:left="360" w:hanging="240"/>
+        <w:ind w:left="1080" w:hanging="240"/>
       </w:pPr>
       <w:r>
         <w:rPr>
@@ -1006,71 +718,7 @@
           <w:sz w:val="20"/>
           <w:u w:val="none"/>
         </w:rPr>
-        <w:t>2. The GEMS gaming interface is configured on the target outlet</w:t>
-      </w:r>
-    </w:p>
-    <w:p>
-      <w:pPr>
-        <w:spacing w:before="0" w:after="40"/>
-        <w:ind w:left="360" w:hanging="240"/>
-      </w:pPr>
-      <w:r>
-        <w:rPr>
-          <w:rFonts w:ascii="Arial" w:hAnsi="Arial" w:eastAsia="Arial" w:cs="Arial"/>
-          <w:b w:val="0"/>
-          <w:color w:val="000000"/>
-          <w:sz w:val="20"/>
-          <w:u w:val="none"/>
-        </w:rPr>
-        <w:t>3. Setup 1 (Default Tab) is configured as "Photo and signature"</w:t>
-      </w:r>
-    </w:p>
-    <w:p>
-      <w:pPr>
-        <w:spacing w:before="0" w:after="40"/>
-        <w:ind w:left="360" w:hanging="240"/>
-      </w:pPr>
-      <w:r>
-        <w:rPr>
-          <w:rFonts w:ascii="Arial" w:hAnsi="Arial" w:eastAsia="Arial" w:cs="Arial"/>
-          <w:b w:val="0"/>
-          <w:color w:val="000000"/>
-          <w:sz w:val="20"/>
-          <w:u w:val="none"/>
-        </w:rPr>
-        <w:t>4. A payment method is configured with Payment Type = "Post Online Comp" under POS System &gt; Interface Configurations &gt; Payment Settings, attached to the GEMS gaming interface</w:t>
-      </w:r>
-    </w:p>
-    <w:p>
-      <w:pPr>
-        <w:spacing w:before="0" w:after="40"/>
-        <w:ind w:left="360" w:hanging="240"/>
-      </w:pPr>
-      <w:r>
-        <w:rPr>
-          <w:rFonts w:ascii="Arial" w:hAnsi="Arial" w:eastAsia="Arial" w:cs="Arial"/>
-          <w:b w:val="0"/>
-          <w:color w:val="000000"/>
-          <w:sz w:val="20"/>
-          <w:u w:val="none"/>
-        </w:rPr>
-        <w:t>5. A printed check with a remaining total exists</w:t>
-      </w:r>
-    </w:p>
-    <w:p>
-      <w:pPr>
-        <w:spacing w:before="0" w:after="40"/>
-        <w:ind w:left="360" w:hanging="240"/>
-      </w:pPr>
-      <w:r>
-        <w:rPr>
-          <w:rFonts w:ascii="Arial" w:hAnsi="Arial" w:eastAsia="Arial" w:cs="Arial"/>
-          <w:b w:val="0"/>
-          <w:color w:val="000000"/>
-          <w:sz w:val="20"/>
-          <w:u w:val="none"/>
-        </w:rPr>
-        <w:t>6. A patron record with both a photo and signature image exists in GEMS</w:t>
+        <w:t>2. The queried patron record has no photo, or no signature, or neither</w:t>
       </w:r>
     </w:p>
     <w:p>
@@ -1091,7 +739,7 @@
     <w:p>
       <w:pPr>
         <w:spacing w:before="0" w:after="40"/>
-        <w:ind w:left="360" w:hanging="240"/>
+        <w:ind w:left="1080" w:hanging="240"/>
       </w:pPr>
       <w:r>
         <w:rPr>
@@ -1101,13 +749,13 @@
           <w:sz w:val="20"/>
           <w:u w:val="none"/>
         </w:rPr>
-        <w:t>1. Open the printed check in POS</w:t>
+        <w:t>1. Perform a Patron Enquiry for the patron by function key or card swipe/tap</w:t>
       </w:r>
     </w:p>
     <w:p>
       <w:pPr>
         <w:spacing w:before="0" w:after="40"/>
-        <w:ind w:left="360" w:hanging="240"/>
+        <w:ind w:left="1080" w:hanging="240"/>
       </w:pPr>
       <w:r>
         <w:rPr>
@@ -1117,13 +765,13 @@
           <w:sz w:val="20"/>
           <w:u w:val="none"/>
         </w:rPr>
-        <w:t>2. Click the "Paid" function to go to the cashier screen</w:t>
+        <w:t>2. Observe the first tab content</w:t>
       </w:r>
     </w:p>
     <w:p>
       <w:pPr>
         <w:spacing w:before="0" w:after="40"/>
-        <w:ind w:left="360" w:hanging="240"/>
+        <w:ind w:left="1080" w:hanging="240"/>
       </w:pPr>
       <w:r>
         <w:rPr>
@@ -1133,71 +781,7 @@
           <w:sz w:val="20"/>
           <w:u w:val="none"/>
         </w:rPr>
-        <w:t>3. Select the payment method with Payment Type = "Post Online Comp"</w:t>
-      </w:r>
-    </w:p>
-    <w:p>
-      <w:pPr>
-        <w:spacing w:before="0" w:after="40"/>
-        <w:ind w:left="360" w:hanging="240"/>
-      </w:pPr>
-      <w:r>
-        <w:rPr>
-          <w:rFonts w:ascii="Arial" w:hAnsi="Arial" w:eastAsia="Arial" w:cs="Arial"/>
-          <w:b w:val="0"/>
-          <w:color w:val="000000"/>
-          <w:sz w:val="20"/>
-          <w:u w:val="none"/>
-        </w:rPr>
-        <w:t>4. Input the patron number</w:t>
-      </w:r>
-    </w:p>
-    <w:p>
-      <w:pPr>
-        <w:spacing w:before="0" w:after="40"/>
-        <w:ind w:left="360" w:hanging="240"/>
-      </w:pPr>
-      <w:r>
-        <w:rPr>
-          <w:rFonts w:ascii="Arial" w:hAnsi="Arial" w:eastAsia="Arial" w:cs="Arial"/>
-          <w:b w:val="0"/>
-          <w:color w:val="000000"/>
-          <w:sz w:val="20"/>
-          <w:u w:val="none"/>
-        </w:rPr>
-        <w:t>5. Click the "Enquiry" button to trigger the external party API</w:t>
-      </w:r>
-    </w:p>
-    <w:p>
-      <w:pPr>
-        <w:spacing w:before="0" w:after="40"/>
-        <w:ind w:left="360" w:hanging="240"/>
-      </w:pPr>
-      <w:r>
-        <w:rPr>
-          <w:rFonts w:ascii="Arial" w:hAnsi="Arial" w:eastAsia="Arial" w:cs="Arial"/>
-          <w:b w:val="0"/>
-          <w:color w:val="000000"/>
-          <w:sz w:val="20"/>
-          <w:u w:val="none"/>
-        </w:rPr>
-        <w:t>6. Observe the enquiry result screen</w:t>
-      </w:r>
-    </w:p>
-    <w:p>
-      <w:pPr>
-        <w:spacing w:before="0" w:after="40"/>
-        <w:ind w:left="360" w:hanging="240"/>
-      </w:pPr>
-      <w:r>
-        <w:rPr>
-          <w:rFonts w:ascii="Arial" w:hAnsi="Arial" w:eastAsia="Arial" w:cs="Arial"/>
-          <w:b w:val="0"/>
-          <w:color w:val="000000"/>
-          <w:sz w:val="20"/>
-          <w:u w:val="none"/>
-        </w:rPr>
-        <w:t>7. Verify the active first tab and the displayed photo and signature</w:t>
+        <w:t>3. Navigate to the patron detail tabs</w:t>
       </w:r>
     </w:p>
     <w:p>
@@ -1218,7 +802,7 @@
     <w:p>
       <w:pPr>
         <w:spacing w:before="0" w:after="40"/>
-        <w:ind w:left="360" w:hanging="240"/>
+        <w:ind w:left="1080" w:hanging="240"/>
       </w:pPr>
       <w:r>
         <w:rPr>
@@ -1228,13 +812,13 @@
           <w:sz w:val="20"/>
           <w:u w:val="none"/>
         </w:rPr>
-        <w:t>1. The system triggers the external party API for enquiry as per existing workflow</w:t>
+        <w:t>1. The "Photo and signature" tab is still displayed as the active first tab</w:t>
       </w:r>
     </w:p>
     <w:p>
       <w:pPr>
         <w:spacing w:before="0" w:after="40"/>
-        <w:ind w:left="360" w:hanging="240"/>
+        <w:ind w:left="1080" w:hanging="240"/>
       </w:pPr>
       <w:r>
         <w:rPr>
@@ -1244,13 +828,13 @@
           <w:sz w:val="20"/>
           <w:u w:val="none"/>
         </w:rPr>
-        <w:t>2. The "Photo and signature" tab is shown as the active first tab on the enquiry result screen</w:t>
+        <w:t>2. The message "Photo and signature not available" is displayed on that tab</w:t>
       </w:r>
     </w:p>
     <w:p>
       <w:pPr>
         <w:spacing w:before="0" w:after="40"/>
-        <w:ind w:left="360" w:hanging="240"/>
+        <w:ind w:left="1080" w:hanging="240"/>
       </w:pPr>
       <w:r>
         <w:rPr>
@@ -1260,39 +844,7 @@
           <w:sz w:val="20"/>
           <w:u w:val="none"/>
         </w:rPr>
-        <w:t>3. Both the photo and signature images are clearly visible without requiring navigation to another tab</w:t>
-      </w:r>
-    </w:p>
-    <w:p>
-      <w:pPr>
-        <w:spacing w:before="0" w:after="40"/>
-        <w:ind w:left="360" w:hanging="240"/>
-      </w:pPr>
-      <w:r>
-        <w:rPr>
-          <w:rFonts w:ascii="Arial" w:hAnsi="Arial" w:eastAsia="Arial" w:cs="Arial"/>
-          <w:b w:val="0"/>
-          <w:color w:val="000000"/>
-          <w:sz w:val="20"/>
-          <w:u w:val="none"/>
-        </w:rPr>
-        <w:t>4. The existing patron detail tabs remain accessible in their original positions</w:t>
-      </w:r>
-    </w:p>
-    <w:p>
-      <w:pPr>
-        <w:spacing w:before="0" w:after="40"/>
-        <w:ind w:left="360" w:hanging="240"/>
-      </w:pPr>
-      <w:r>
-        <w:rPr>
-          <w:rFonts w:ascii="Arial" w:hAnsi="Arial" w:eastAsia="Arial" w:cs="Arial"/>
-          <w:b w:val="0"/>
-          <w:color w:val="000000"/>
-          <w:sz w:val="20"/>
-          <w:u w:val="none"/>
-        </w:rPr>
-        <w:t>5. The display works in both desktop horizontal view and mobile vertical view</w:t>
+        <w:t>3. Patron details (name, tier, points, etc.) are still displayed and accessible on their respective tabs</w:t>
       </w:r>
     </w:p>
     <w:p>
@@ -1307,7 +859,7 @@
           <w:sz w:val="22"/>
           <w:u w:val="none"/>
         </w:rPr>
-        <w:t>F2.2.Verify Basic Information Tab Is Active First on Post Online Comp Payment When Setup 1 = "Basic Information"</w:t>
+        <w:t>F2.3. Toggle Off Reverts to Existing Layout</w:t>
       </w:r>
     </w:p>
     <w:p>
@@ -1328,7 +880,7 @@
     <w:p>
       <w:pPr>
         <w:spacing w:before="0" w:after="40"/>
-        <w:ind w:left="360" w:hanging="240"/>
+        <w:ind w:left="1080" w:hanging="240"/>
       </w:pPr>
       <w:r>
         <w:rPr>
@@ -1338,87 +890,7 @@
           <w:sz w:val="20"/>
           <w:u w:val="none"/>
         </w:rPr>
-        <w:t>1. POS Client is installed and running on a Workstation (Windows 11 Enterprise) in the local test environment</w:t>
-      </w:r>
-    </w:p>
-    <w:p>
-      <w:pPr>
-        <w:spacing w:before="0" w:after="40"/>
-        <w:ind w:left="360" w:hanging="240"/>
-      </w:pPr>
-      <w:r>
-        <w:rPr>
-          <w:rFonts w:ascii="Arial" w:hAnsi="Arial" w:eastAsia="Arial" w:cs="Arial"/>
-          <w:b w:val="0"/>
-          <w:color w:val="000000"/>
-          <w:sz w:val="20"/>
-          <w:u w:val="none"/>
-        </w:rPr>
-        <w:t>2. The GEMS gaming interface is configured on the target outlet</w:t>
-      </w:r>
-    </w:p>
-    <w:p>
-      <w:pPr>
-        <w:spacing w:before="0" w:after="40"/>
-        <w:ind w:left="360" w:hanging="240"/>
-      </w:pPr>
-      <w:r>
-        <w:rPr>
-          <w:rFonts w:ascii="Arial" w:hAnsi="Arial" w:eastAsia="Arial" w:cs="Arial"/>
-          <w:b w:val="0"/>
-          <w:color w:val="000000"/>
-          <w:sz w:val="20"/>
-          <w:u w:val="none"/>
-        </w:rPr>
-        <w:t>3. Setup 1 (Default Tab) is set as "Basic Information" (or the setup record does not exist)</w:t>
-      </w:r>
-    </w:p>
-    <w:p>
-      <w:pPr>
-        <w:spacing w:before="0" w:after="40"/>
-        <w:ind w:left="360" w:hanging="240"/>
-      </w:pPr>
-      <w:r>
-        <w:rPr>
-          <w:rFonts w:ascii="Arial" w:hAnsi="Arial" w:eastAsia="Arial" w:cs="Arial"/>
-          <w:b w:val="0"/>
-          <w:color w:val="000000"/>
-          <w:sz w:val="20"/>
-          <w:u w:val="none"/>
-        </w:rPr>
-        <w:t>4. A payment method with Payment Type = "Post Online Comp" is configured and attached to the GEMS gaming interface</w:t>
-      </w:r>
-    </w:p>
-    <w:p>
-      <w:pPr>
-        <w:spacing w:before="0" w:after="40"/>
-        <w:ind w:left="360" w:hanging="240"/>
-      </w:pPr>
-      <w:r>
-        <w:rPr>
-          <w:rFonts w:ascii="Arial" w:hAnsi="Arial" w:eastAsia="Arial" w:cs="Arial"/>
-          <w:b w:val="0"/>
-          <w:color w:val="000000"/>
-          <w:sz w:val="20"/>
-          <w:u w:val="none"/>
-        </w:rPr>
-        <w:t>5. A printed check with a remaining total exists</w:t>
-      </w:r>
-    </w:p>
-    <w:p>
-      <w:pPr>
-        <w:spacing w:before="0" w:after="40"/>
-        <w:ind w:left="360" w:hanging="240"/>
-      </w:pPr>
-      <w:r>
-        <w:rPr>
-          <w:rFonts w:ascii="Arial" w:hAnsi="Arial" w:eastAsia="Arial" w:cs="Arial"/>
-          <w:b w:val="0"/>
-          <w:color w:val="000000"/>
-          <w:sz w:val="20"/>
-          <w:u w:val="none"/>
-        </w:rPr>
-        <w:t>6. A patron record exists in GEMS</w:t>
+        <w:t>1. Default Tab was previously set to "Photo and signature"</w:t>
       </w:r>
     </w:p>
     <w:p>
@@ -1439,7 +911,7 @@
     <w:p>
       <w:pPr>
         <w:spacing w:before="0" w:after="40"/>
-        <w:ind w:left="360" w:hanging="240"/>
+        <w:ind w:left="1080" w:hanging="240"/>
       </w:pPr>
       <w:r>
         <w:rPr>
@@ -1449,13 +921,13 @@
           <w:sz w:val="20"/>
           <w:u w:val="none"/>
         </w:rPr>
-        <w:t>1. Open the printed check in POS</w:t>
+        <w:t>1. Change the GEMS interface Default Tab setting back to "Basic Information" and save</w:t>
       </w:r>
     </w:p>
     <w:p>
       <w:pPr>
         <w:spacing w:before="0" w:after="40"/>
-        <w:ind w:left="360" w:hanging="240"/>
+        <w:ind w:left="1080" w:hanging="240"/>
       </w:pPr>
       <w:r>
         <w:rPr>
@@ -1465,71 +937,7 @@
           <w:sz w:val="20"/>
           <w:u w:val="none"/>
         </w:rPr>
-        <w:t>2. Click the "Paid" function to go to the cashier screen</w:t>
-      </w:r>
-    </w:p>
-    <w:p>
-      <w:pPr>
-        <w:spacing w:before="0" w:after="40"/>
-        <w:ind w:left="360" w:hanging="240"/>
-      </w:pPr>
-      <w:r>
-        <w:rPr>
-          <w:rFonts w:ascii="Arial" w:hAnsi="Arial" w:eastAsia="Arial" w:cs="Arial"/>
-          <w:b w:val="0"/>
-          <w:color w:val="000000"/>
-          <w:sz w:val="20"/>
-          <w:u w:val="none"/>
-        </w:rPr>
-        <w:t>3. Select the payment method with Payment Type = "Post Online Comp"</w:t>
-      </w:r>
-    </w:p>
-    <w:p>
-      <w:pPr>
-        <w:spacing w:before="0" w:after="40"/>
-        <w:ind w:left="360" w:hanging="240"/>
-      </w:pPr>
-      <w:r>
-        <w:rPr>
-          <w:rFonts w:ascii="Arial" w:hAnsi="Arial" w:eastAsia="Arial" w:cs="Arial"/>
-          <w:b w:val="0"/>
-          <w:color w:val="000000"/>
-          <w:sz w:val="20"/>
-          <w:u w:val="none"/>
-        </w:rPr>
-        <w:t>4. Input the patron number</w:t>
-      </w:r>
-    </w:p>
-    <w:p>
-      <w:pPr>
-        <w:spacing w:before="0" w:after="40"/>
-        <w:ind w:left="360" w:hanging="240"/>
-      </w:pPr>
-      <w:r>
-        <w:rPr>
-          <w:rFonts w:ascii="Arial" w:hAnsi="Arial" w:eastAsia="Arial" w:cs="Arial"/>
-          <w:b w:val="0"/>
-          <w:color w:val="000000"/>
-          <w:sz w:val="20"/>
-          <w:u w:val="none"/>
-        </w:rPr>
-        <w:t>5. Click the "Enquiry" button</w:t>
-      </w:r>
-    </w:p>
-    <w:p>
-      <w:pPr>
-        <w:spacing w:before="0" w:after="40"/>
-        <w:ind w:left="360" w:hanging="240"/>
-      </w:pPr>
-      <w:r>
-        <w:rPr>
-          <w:rFonts w:ascii="Arial" w:hAnsi="Arial" w:eastAsia="Arial" w:cs="Arial"/>
-          <w:b w:val="0"/>
-          <w:color w:val="000000"/>
-          <w:sz w:val="20"/>
-          <w:u w:val="none"/>
-        </w:rPr>
-        <w:t>6. Observe the enquiry result screen</w:t>
+        <w:t>2. Perform a Patron Enquiry at a station in the outlet</w:t>
       </w:r>
     </w:p>
     <w:p>
@@ -1550,7 +958,7 @@
     <w:p>
       <w:pPr>
         <w:spacing w:before="0" w:after="40"/>
-        <w:ind w:left="360" w:hanging="240"/>
+        <w:ind w:left="1080" w:hanging="240"/>
       </w:pPr>
       <w:r>
         <w:rPr>
@@ -1560,13 +968,13 @@
           <w:sz w:val="20"/>
           <w:u w:val="none"/>
         </w:rPr>
-        <w:t>1. The system triggers the external party API for enquiry as per existing workflow</w:t>
+        <w:t>1. The enquiry result reverts to the existing default tab layout</w:t>
       </w:r>
     </w:p>
     <w:p>
       <w:pPr>
         <w:spacing w:before="0" w:after="40"/>
-        <w:ind w:left="360" w:hanging="240"/>
+        <w:ind w:left="1080" w:hanging="240"/>
       </w:pPr>
       <w:r>
         <w:rPr>
@@ -1576,13 +984,13 @@
           <w:sz w:val="20"/>
           <w:u w:val="none"/>
         </w:rPr>
-        <w:t>2. The "Basic information" tab is shown as the active first tab on the enquiry result screen</w:t>
+        <w:t>2. No photo-and-signature-first behavior is shown</w:t>
       </w:r>
     </w:p>
     <w:p>
       <w:pPr>
         <w:spacing w:before="0" w:after="40"/>
-        <w:ind w:left="360" w:hanging="240"/>
+        <w:ind w:left="1080" w:hanging="240"/>
       </w:pPr>
       <w:r>
         <w:rPr>
@@ -1592,23 +1000,7 @@
           <w:sz w:val="20"/>
           <w:u w:val="none"/>
         </w:rPr>
-        <w:t>3. The "Photo and signature" tab is available but is not the active first tab</w:t>
-      </w:r>
-    </w:p>
-    <w:p>
-      <w:pPr>
-        <w:spacing w:before="0" w:after="40"/>
-        <w:ind w:left="360" w:hanging="240"/>
-      </w:pPr>
-      <w:r>
-        <w:rPr>
-          <w:rFonts w:ascii="Arial" w:hAnsi="Arial" w:eastAsia="Arial" w:cs="Arial"/>
-          <w:b w:val="0"/>
-          <w:color w:val="000000"/>
-          <w:sz w:val="20"/>
-          <w:u w:val="none"/>
-        </w:rPr>
-        <w:t>4. The existing patron detail tabs remain accessible</w:t>
+        <w:t>3. All other patron enquiry functions operate exactly as before the enhancement</w:t>
       </w:r>
     </w:p>
     <w:p>
@@ -1623,22 +1015,7 @@
           <w:sz w:val="24"/>
           <w:u w:val="none"/>
         </w:rPr>
-        <w:t>F3.Auto-Refresh on Patron Change</w:t>
-      </w:r>
-    </w:p>
-    <w:p>
-      <w:pPr>
-        <w:spacing w:before="120" w:after="60"/>
-      </w:pPr>
-      <w:r>
-        <w:rPr>
-          <w:rFonts w:ascii="Arial" w:hAnsi="Arial" w:eastAsia="Arial" w:cs="Arial"/>
-          <w:b/>
-          <w:color w:val="001EFF"/>
-          <w:sz w:val="22"/>
-          <w:u w:val="none"/>
-        </w:rPr>
-        <w:t>F3.1.Verify Enquiry Result Screen Auto-Refreshes When a Different Patron Is Selected</w:t>
+        <w:t>F3. Auto Refresh When Patron Account Is Changed</w:t>
       </w:r>
     </w:p>
     <w:p>
@@ -1659,7 +1036,7 @@
     <w:p>
       <w:pPr>
         <w:spacing w:before="0" w:after="40"/>
-        <w:ind w:left="360" w:hanging="240"/>
+        <w:ind w:left="1080" w:hanging="240"/>
       </w:pPr>
       <w:r>
         <w:rPr>
@@ -1669,13 +1046,13 @@
           <w:sz w:val="20"/>
           <w:u w:val="none"/>
         </w:rPr>
-        <w:t>1. POS Client is installed and running on a Workstation (Windows 11 Enterprise) in the local test environment</w:t>
+        <w:t>1. Default Tab is set to "Photo and signature" for the outlet</w:t>
       </w:r>
     </w:p>
     <w:p>
       <w:pPr>
         <w:spacing w:before="0" w:after="40"/>
-        <w:ind w:left="360" w:hanging="240"/>
+        <w:ind w:left="1080" w:hanging="240"/>
       </w:pPr>
       <w:r>
         <w:rPr>
@@ -1685,39 +1062,7 @@
           <w:sz w:val="20"/>
           <w:u w:val="none"/>
         </w:rPr>
-        <w:t>2. The GEMS gaming interface is configured on the target outlet</w:t>
-      </w:r>
-    </w:p>
-    <w:p>
-      <w:pPr>
-        <w:spacing w:before="0" w:after="40"/>
-        <w:ind w:left="360" w:hanging="240"/>
-      </w:pPr>
-      <w:r>
-        <w:rPr>
-          <w:rFonts w:ascii="Arial" w:hAnsi="Arial" w:eastAsia="Arial" w:cs="Arial"/>
-          <w:b w:val="0"/>
-          <w:color w:val="000000"/>
-          <w:sz w:val="20"/>
-          <w:u w:val="none"/>
-        </w:rPr>
-        <w:t>3. Setup 1 (Default Tab) is configured as "Photo and signature"</w:t>
-      </w:r>
-    </w:p>
-    <w:p>
-      <w:pPr>
-        <w:spacing w:before="0" w:after="40"/>
-        <w:ind w:left="360" w:hanging="240"/>
-      </w:pPr>
-      <w:r>
-        <w:rPr>
-          <w:rFonts w:ascii="Arial" w:hAnsi="Arial" w:eastAsia="Arial" w:cs="Arial"/>
-          <w:b w:val="0"/>
-          <w:color w:val="000000"/>
-          <w:sz w:val="20"/>
-          <w:u w:val="none"/>
-        </w:rPr>
-        <w:t>4. Two patron records (Patron A and Patron B) with different photo and signature images exist in GEMS</w:t>
+        <w:t>2. Patron A and Patron B both have photos and signatures in GEMS</w:t>
       </w:r>
     </w:p>
     <w:p>
@@ -1738,7 +1083,7 @@
     <w:p>
       <w:pPr>
         <w:spacing w:before="0" w:after="40"/>
-        <w:ind w:left="360" w:hanging="240"/>
+        <w:ind w:left="1080" w:hanging="240"/>
       </w:pPr>
       <w:r>
         <w:rPr>
@@ -1748,13 +1093,13 @@
           <w:sz w:val="20"/>
           <w:u w:val="none"/>
         </w:rPr>
-        <w:t>1. Open an old check or a new check in POS</w:t>
+        <w:t>1. Perform a Patron Enquiry for Patron A and keep the result screen open</w:t>
       </w:r>
     </w:p>
     <w:p>
       <w:pPr>
         <w:spacing w:before="0" w:after="40"/>
-        <w:ind w:left="360" w:hanging="240"/>
+        <w:ind w:left="1080" w:hanging="240"/>
       </w:pPr>
       <w:r>
         <w:rPr>
@@ -1764,13 +1109,13 @@
           <w:sz w:val="20"/>
           <w:u w:val="none"/>
         </w:rPr>
-        <w:t>2. Click the "Patron Inquiry" function</w:t>
+        <w:t>2. Swipe/tap Patron B's card or select Patron B's account</w:t>
       </w:r>
     </w:p>
     <w:p>
       <w:pPr>
         <w:spacing w:before="0" w:after="40"/>
-        <w:ind w:left="360" w:hanging="240"/>
+        <w:ind w:left="1080" w:hanging="240"/>
       </w:pPr>
       <w:r>
         <w:rPr>
@@ -1780,55 +1125,7 @@
           <w:sz w:val="20"/>
           <w:u w:val="none"/>
         </w:rPr>
-        <w:t>3. Input Patron A's patron number, click "Enquiry" and observe Patron A's photo and signature on the first tab</w:t>
-      </w:r>
-    </w:p>
-    <w:p>
-      <w:pPr>
-        <w:spacing w:before="0" w:after="40"/>
-        <w:ind w:left="360" w:hanging="240"/>
-      </w:pPr>
-      <w:r>
-        <w:rPr>
-          <w:rFonts w:ascii="Arial" w:hAnsi="Arial" w:eastAsia="Arial" w:cs="Arial"/>
-          <w:b w:val="0"/>
-          <w:color w:val="000000"/>
-          <w:sz w:val="20"/>
-          <w:u w:val="none"/>
-        </w:rPr>
-        <w:t>4. Without closing the enquiry result, input Patron B's patron number or swipe a different patron card</w:t>
-      </w:r>
-    </w:p>
-    <w:p>
-      <w:pPr>
-        <w:spacing w:before="0" w:after="40"/>
-        <w:ind w:left="360" w:hanging="240"/>
-      </w:pPr>
-      <w:r>
-        <w:rPr>
-          <w:rFonts w:ascii="Arial" w:hAnsi="Arial" w:eastAsia="Arial" w:cs="Arial"/>
-          <w:b w:val="0"/>
-          <w:color w:val="000000"/>
-          <w:sz w:val="20"/>
-          <w:u w:val="none"/>
-        </w:rPr>
-        <w:t>5. Click "Enquiry" for Patron B</w:t>
-      </w:r>
-    </w:p>
-    <w:p>
-      <w:pPr>
-        <w:spacing w:before="0" w:after="40"/>
-        <w:ind w:left="360" w:hanging="240"/>
-      </w:pPr>
-      <w:r>
-        <w:rPr>
-          <w:rFonts w:ascii="Arial" w:hAnsi="Arial" w:eastAsia="Arial" w:cs="Arial"/>
-          <w:b w:val="0"/>
-          <w:color w:val="000000"/>
-          <w:sz w:val="20"/>
-          <w:u w:val="none"/>
-        </w:rPr>
-        <w:t>6. Observe the refreshed Patron Enquiry result screen</w:t>
+        <w:t>3. Observe the refreshed result screen</w:t>
       </w:r>
     </w:p>
     <w:p>
@@ -1849,7 +1146,7 @@
     <w:p>
       <w:pPr>
         <w:spacing w:before="0" w:after="40"/>
-        <w:ind w:left="360" w:hanging="240"/>
+        <w:ind w:left="1080" w:hanging="240"/>
       </w:pPr>
       <w:r>
         <w:rPr>
@@ -1859,13 +1156,13 @@
           <w:sz w:val="20"/>
           <w:u w:val="none"/>
         </w:rPr>
-        <w:t>1. The screen automatically refreshes to display Patron B's photo and signature on the first (active) tab</w:t>
+        <w:t>1. The screen automatically refreshes and displays Patron B's photo and signature on the first tab</w:t>
       </w:r>
     </w:p>
     <w:p>
       <w:pPr>
         <w:spacing w:before="0" w:after="40"/>
-        <w:ind w:left="360" w:hanging="240"/>
+        <w:ind w:left="1080" w:hanging="240"/>
       </w:pPr>
       <w:r>
         <w:rPr>
@@ -1875,13 +1172,13 @@
           <w:sz w:val="20"/>
           <w:u w:val="none"/>
         </w:rPr>
-        <w:t>2. All patron detail fields update to reflect the newly selected Patron B</w:t>
+        <w:t>2. All patron detail fields update to Patron B's information</w:t>
       </w:r>
     </w:p>
     <w:p>
       <w:pPr>
         <w:spacing w:before="0" w:after="40"/>
-        <w:ind w:left="360" w:hanging="240"/>
+        <w:ind w:left="1080" w:hanging="240"/>
       </w:pPr>
       <w:r>
         <w:rPr>
@@ -1891,23 +1188,7 @@
           <w:sz w:val="20"/>
           <w:u w:val="none"/>
         </w:rPr>
-        <w:t>3. No residual data (photo, signature, name, tier, points) from Patron A remains visible</w:t>
-      </w:r>
-    </w:p>
-    <w:p>
-      <w:pPr>
-        <w:spacing w:before="0" w:after="40"/>
-        <w:ind w:left="360" w:hanging="240"/>
-      </w:pPr>
-      <w:r>
-        <w:rPr>
-          <w:rFonts w:ascii="Arial" w:hAnsi="Arial" w:eastAsia="Arial" w:cs="Arial"/>
-          <w:b w:val="0"/>
-          <w:color w:val="000000"/>
-          <w:sz w:val="20"/>
-          <w:u w:val="none"/>
-        </w:rPr>
-        <w:t>4. The display works in both desktop horizontal view and mobile vertical view</w:t>
+        <w:t>3. No photo, signature or detail data from Patron A remains visible</w:t>
       </w:r>
     </w:p>
     <w:p>
@@ -1922,7 +1203,7 @@
           <w:sz w:val="24"/>
           <w:u w:val="none"/>
         </w:rPr>
-        <w:t>F4.No Impact on Transaction Processing</w:t>
+        <w:t>F4. Enquiry Entry Points and Views</w:t>
       </w:r>
     </w:p>
     <w:p>
@@ -1937,7 +1218,7 @@
           <w:sz w:val="22"/>
           <w:u w:val="none"/>
         </w:rPr>
-        <w:t>F4.1.Verify Transaction Processing Is Unaffected by the New Setting</w:t>
+        <w:t>F4.1. Photo and Signature First via Card Tap or Swipe During Check Open and Ordering</w:t>
       </w:r>
     </w:p>
     <w:p>
@@ -1958,7 +1239,7 @@
     <w:p>
       <w:pPr>
         <w:spacing w:before="0" w:after="40"/>
-        <w:ind w:left="360" w:hanging="240"/>
+        <w:ind w:left="1080" w:hanging="240"/>
       </w:pPr>
       <w:r>
         <w:rPr>
@@ -1968,13 +1249,13 @@
           <w:sz w:val="20"/>
           <w:u w:val="none"/>
         </w:rPr>
-        <w:t>1. POS Client is installed and running on a Workstation (Windows 11 Enterprise) in the local test environment</w:t>
+        <w:t>1. Default Tab is set to "Photo and signature" for the outlet</w:t>
       </w:r>
     </w:p>
     <w:p>
       <w:pPr>
         <w:spacing w:before="0" w:after="40"/>
-        <w:ind w:left="360" w:hanging="240"/>
+        <w:ind w:left="1080" w:hanging="240"/>
       </w:pPr>
       <w:r>
         <w:rPr>
@@ -1984,55 +1265,7 @@
           <w:sz w:val="20"/>
           <w:u w:val="none"/>
         </w:rPr>
-        <w:t>2. The GEMS gaming interface is configured on the target outlet</w:t>
-      </w:r>
-    </w:p>
-    <w:p>
-      <w:pPr>
-        <w:spacing w:before="0" w:after="40"/>
-        <w:ind w:left="360" w:hanging="240"/>
-      </w:pPr>
-      <w:r>
-        <w:rPr>
-          <w:rFonts w:ascii="Arial" w:hAnsi="Arial" w:eastAsia="Arial" w:cs="Arial"/>
-          <w:b w:val="0"/>
-          <w:color w:val="000000"/>
-          <w:sz w:val="20"/>
-          <w:u w:val="none"/>
-        </w:rPr>
-        <w:t>3. Setup 1 (Default Tab) is configured as "Photo and signature"</w:t>
-      </w:r>
-    </w:p>
-    <w:p>
-      <w:pPr>
-        <w:spacing w:before="0" w:after="40"/>
-        <w:ind w:left="360" w:hanging="240"/>
-      </w:pPr>
-      <w:r>
-        <w:rPr>
-          <w:rFonts w:ascii="Arial" w:hAnsi="Arial" w:eastAsia="Arial" w:cs="Arial"/>
-          <w:b w:val="0"/>
-          <w:color w:val="000000"/>
-          <w:sz w:val="20"/>
-          <w:u w:val="none"/>
-        </w:rPr>
-        <w:t>4. A patron record exists in GEMS</w:t>
-      </w:r>
-    </w:p>
-    <w:p>
-      <w:pPr>
-        <w:spacing w:before="0" w:after="40"/>
-        <w:ind w:left="360" w:hanging="240"/>
-      </w:pPr>
-      <w:r>
-        <w:rPr>
-          <w:rFonts w:ascii="Arial" w:hAnsi="Arial" w:eastAsia="Arial" w:cs="Arial"/>
-          <w:b w:val="0"/>
-          <w:color w:val="000000"/>
-          <w:sz w:val="20"/>
-          <w:u w:val="none"/>
-        </w:rPr>
-        <w:t>5. A check is open with menu items and discounts</w:t>
+        <w:t>2. A patron card with photo and signature is available</w:t>
       </w:r>
     </w:p>
     <w:p>
@@ -2053,7 +1286,7 @@
     <w:p>
       <w:pPr>
         <w:spacing w:before="0" w:after="40"/>
-        <w:ind w:left="360" w:hanging="240"/>
+        <w:ind w:left="1080" w:hanging="240"/>
       </w:pPr>
       <w:r>
         <w:rPr>
@@ -2063,13 +1296,13 @@
           <w:sz w:val="20"/>
           <w:u w:val="none"/>
         </w:rPr>
-        <w:t>1. Open the check in POS</w:t>
+        <w:t>1. Tap or swipe the patron card while opening a new check</w:t>
       </w:r>
     </w:p>
     <w:p>
       <w:pPr>
         <w:spacing w:before="0" w:after="40"/>
-        <w:ind w:left="360" w:hanging="240"/>
+        <w:ind w:left="1080" w:hanging="240"/>
       </w:pPr>
       <w:r>
         <w:rPr>
@@ -2079,13 +1312,13 @@
           <w:sz w:val="20"/>
           <w:u w:val="none"/>
         </w:rPr>
-        <w:t>2. Trigger a Patron Enquiry and dismiss the enquiry result screen</w:t>
+        <w:t>2. Observe the enquiry result</w:t>
       </w:r>
     </w:p>
     <w:p>
       <w:pPr>
         <w:spacing w:before="0" w:after="40"/>
-        <w:ind w:left="360" w:hanging="240"/>
+        <w:ind w:left="1080" w:hanging="240"/>
       </w:pPr>
       <w:r>
         <w:rPr>
@@ -2095,71 +1328,7 @@
           <w:sz w:val="20"/>
           <w:u w:val="none"/>
         </w:rPr>
-        <w:t>3. Add a new menu item to the order</w:t>
-      </w:r>
-    </w:p>
-    <w:p>
-      <w:pPr>
-        <w:spacing w:before="0" w:after="40"/>
-        <w:ind w:left="360" w:hanging="240"/>
-      </w:pPr>
-      <w:r>
-        <w:rPr>
-          <w:rFonts w:ascii="Arial" w:hAnsi="Arial" w:eastAsia="Arial" w:cs="Arial"/>
-          <w:b w:val="0"/>
-          <w:color w:val="000000"/>
-          <w:sz w:val="20"/>
-          <w:u w:val="none"/>
-        </w:rPr>
-        <w:t>4. Apply a discount</w:t>
-      </w:r>
-    </w:p>
-    <w:p>
-      <w:pPr>
-        <w:spacing w:before="0" w:after="40"/>
-        <w:ind w:left="360" w:hanging="240"/>
-      </w:pPr>
-      <w:r>
-        <w:rPr>
-          <w:rFonts w:ascii="Arial" w:hAnsi="Arial" w:eastAsia="Arial" w:cs="Arial"/>
-          <w:b w:val="0"/>
-          <w:color w:val="000000"/>
-          <w:sz w:val="20"/>
-          <w:u w:val="none"/>
-        </w:rPr>
-        <w:t>5. Process a void item / void check</w:t>
-      </w:r>
-    </w:p>
-    <w:p>
-      <w:pPr>
-        <w:spacing w:before="0" w:after="40"/>
-        <w:ind w:left="360" w:hanging="240"/>
-      </w:pPr>
-      <w:r>
-        <w:rPr>
-          <w:rFonts w:ascii="Arial" w:hAnsi="Arial" w:eastAsia="Arial" w:cs="Arial"/>
-          <w:b w:val="0"/>
-          <w:color w:val="000000"/>
-          <w:sz w:val="20"/>
-          <w:u w:val="none"/>
-        </w:rPr>
-        <w:t>6. Process a payment</w:t>
-      </w:r>
-    </w:p>
-    <w:p>
-      <w:pPr>
-        <w:spacing w:before="0" w:after="40"/>
-        <w:ind w:left="360" w:hanging="240"/>
-      </w:pPr>
-      <w:r>
-        <w:rPr>
-          <w:rFonts w:ascii="Arial" w:hAnsi="Arial" w:eastAsia="Arial" w:cs="Arial"/>
-          <w:b w:val="0"/>
-          <w:color w:val="000000"/>
-          <w:sz w:val="20"/>
-          <w:u w:val="none"/>
-        </w:rPr>
-        <w:t>7. Verify all transaction processing functions work correctly throughout</w:t>
+        <w:t>3. Tap or swipe the patron card again during ordering on an open check</w:t>
       </w:r>
     </w:p>
     <w:p>
@@ -2180,7 +1349,7 @@
     <w:p>
       <w:pPr>
         <w:spacing w:before="0" w:after="40"/>
-        <w:ind w:left="360" w:hanging="240"/>
+        <w:ind w:left="1080" w:hanging="240"/>
       </w:pPr>
       <w:r>
         <w:rPr>
@@ -2190,13 +1359,13 @@
           <w:sz w:val="20"/>
           <w:u w:val="none"/>
         </w:rPr>
-        <w:t>1. The Patron Enquiry result screen can be dismissed normally without blocking or delaying transaction workflows</w:t>
+        <w:t>1. Patron Enquiry is triggered and the photo and signature are shown on the first tab in both cases</w:t>
       </w:r>
     </w:p>
     <w:p>
       <w:pPr>
         <w:spacing w:before="0" w:after="40"/>
-        <w:ind w:left="360" w:hanging="240"/>
+        <w:ind w:left="1080" w:hanging="240"/>
       </w:pPr>
       <w:r>
         <w:rPr>
@@ -2206,13 +1375,13 @@
           <w:sz w:val="20"/>
           <w:u w:val="none"/>
         </w:rPr>
-        <w:t>2. Order entry, payment, void, comp and discount functions operate correctly with the new setting ON</w:t>
+        <w:t>2. No additional tab navigation is required</w:t>
       </w:r>
     </w:p>
     <w:p>
       <w:pPr>
         <w:spacing w:before="0" w:after="40"/>
-        <w:ind w:left="360" w:hanging="240"/>
+        <w:ind w:left="1080" w:hanging="240"/>
       </w:pPr>
       <w:r>
         <w:rPr>
@@ -2222,53 +1391,7 @@
           <w:sz w:val="20"/>
           <w:u w:val="none"/>
         </w:rPr>
-        <w:t>3. All transaction processing is unaffected by the photo-and-signature display setting</w:t>
-      </w:r>
-    </w:p>
-    <w:p>
-      <w:pPr>
-        <w:spacing w:before="0" w:after="40"/>
-        <w:ind w:left="360" w:hanging="240"/>
-      </w:pPr>
-      <w:r>
-        <w:rPr>
-          <w:rFonts w:ascii="Arial" w:hAnsi="Arial" w:eastAsia="Arial" w:cs="Arial"/>
-          <w:b w:val="0"/>
-          <w:color w:val="000000"/>
-          <w:sz w:val="20"/>
-          <w:u w:val="none"/>
-        </w:rPr>
-        <w:t>4. No errors or unexpected behaviors are introduced by the new setting</w:t>
-      </w:r>
-    </w:p>
-    <w:p>
-      <w:pPr>
-        <w:spacing w:before="200" w:after="120"/>
-      </w:pPr>
-      <w:r>
-        <w:rPr>
-          <w:rFonts w:ascii="Arial" w:hAnsi="Arial" w:eastAsia="Arial" w:cs="Arial"/>
-          <w:b/>
-          <w:color w:val="000000"/>
-          <w:sz w:val="26"/>
-          <w:u w:val="single"/>
-        </w:rPr>
-        <w:t>Compatibility Testing</w:t>
-      </w:r>
-    </w:p>
-    <w:p>
-      <w:pPr>
-        <w:spacing w:before="160" w:after="80"/>
-      </w:pPr>
-      <w:r>
-        <w:rPr>
-          <w:rFonts w:ascii="Arial" w:hAnsi="Arial" w:eastAsia="Arial" w:cs="Arial"/>
-          <w:b/>
-          <w:color w:val="001EFF"/>
-          <w:sz w:val="24"/>
-          <w:u w:val="none"/>
-        </w:rPr>
-        <w:t>C1.Device and View Compatibility</w:t>
+        <w:t>3. The enquiry result can be dismissed and ordering continues normally</w:t>
       </w:r>
     </w:p>
     <w:p>
@@ -2283,7 +1406,7 @@
           <w:sz w:val="22"/>
           <w:u w:val="none"/>
         </w:rPr>
-        <w:t>C1.1.Verify Photo &amp; Signature Display Works on Workstation, Mobile Devices and Both View Orientations</w:t>
+        <w:t>F4.2. Photo and Signature First on Post Online Comp Payment Enquiry</w:t>
       </w:r>
     </w:p>
     <w:p>
@@ -2304,7 +1427,7 @@
     <w:p>
       <w:pPr>
         <w:spacing w:before="0" w:after="40"/>
-        <w:ind w:left="360" w:hanging="240"/>
+        <w:ind w:left="1080" w:hanging="240"/>
       </w:pPr>
       <w:r>
         <w:rPr>
@@ -2314,13 +1437,13 @@
           <w:sz w:val="20"/>
           <w:u w:val="none"/>
         </w:rPr>
-        <w:t>1. POS Client is installed on a Workstation (Windows 11 Enterprise), Hi20 (Android 13), iPad (OS 27), iPhone 15 (OS 27)</w:t>
+        <w:t>1. Default Tab is set to "Photo and signature"</w:t>
       </w:r>
     </w:p>
     <w:p>
       <w:pPr>
         <w:spacing w:before="0" w:after="40"/>
-        <w:ind w:left="360" w:hanging="240"/>
+        <w:ind w:left="1080" w:hanging="240"/>
       </w:pPr>
       <w:r>
         <w:rPr>
@@ -2330,13 +1453,13 @@
           <w:sz w:val="20"/>
           <w:u w:val="none"/>
         </w:rPr>
-        <w:t>2. The GEMS gaming interface is configured on the target outlet with Setup 1 = "Photo and signature"</w:t>
+        <w:t>2. A payment method is configured with Payment Type "Post Online Comp" linked to the GEMS interface</w:t>
       </w:r>
     </w:p>
     <w:p>
       <w:pPr>
         <w:spacing w:before="0" w:after="40"/>
-        <w:ind w:left="360" w:hanging="240"/>
+        <w:ind w:left="1080" w:hanging="240"/>
       </w:pPr>
       <w:r>
         <w:rPr>
@@ -2346,7 +1469,7 @@
           <w:sz w:val="20"/>
           <w:u w:val="none"/>
         </w:rPr>
-        <w:t>3. A patron record with both photo and signature exists in GEMS</w:t>
+        <w:t>3. An old check is open</w:t>
       </w:r>
     </w:p>
     <w:p>
@@ -2367,7 +1490,7 @@
     <w:p>
       <w:pPr>
         <w:spacing w:before="0" w:after="40"/>
-        <w:ind w:left="360" w:hanging="240"/>
+        <w:ind w:left="1080" w:hanging="240"/>
       </w:pPr>
       <w:r>
         <w:rPr>
@@ -2377,13 +1500,13 @@
           <w:sz w:val="20"/>
           <w:u w:val="none"/>
         </w:rPr>
-        <w:t>1. On the Workstation, perform a Patron Inquiry and verify the Photo and signature tab is shown first in desktop horizontal view</w:t>
+        <w:t>1. Open an old check and click the "Paid" function</w:t>
       </w:r>
     </w:p>
     <w:p>
       <w:pPr>
         <w:spacing w:before="0" w:after="40"/>
-        <w:ind w:left="360" w:hanging="240"/>
+        <w:ind w:left="1080" w:hanging="240"/>
       </w:pPr>
       <w:r>
         <w:rPr>
@@ -2393,13 +1516,13 @@
           <w:sz w:val="20"/>
           <w:u w:val="none"/>
         </w:rPr>
-        <w:t>2. On the Hi20 (Android 13), perform a Patron Inquiry in mobile vertical view and verify the Photo and signature tab is shown first</w:t>
+        <w:t>2. Select the payment method with payment type "Post Online Comp"</w:t>
       </w:r>
     </w:p>
     <w:p>
       <w:pPr>
         <w:spacing w:before="0" w:after="40"/>
-        <w:ind w:left="360" w:hanging="240"/>
+        <w:ind w:left="1080" w:hanging="240"/>
       </w:pPr>
       <w:r>
         <w:rPr>
@@ -2409,23 +1532,7 @@
           <w:sz w:val="20"/>
           <w:u w:val="none"/>
         </w:rPr>
-        <w:t>3. On the iPad (OS 27) and iPhone 15 (OS 27), perform a Patron Inquiry and verify the Photo and signature tab is shown first in mobile vertical view</w:t>
-      </w:r>
-    </w:p>
-    <w:p>
-      <w:pPr>
-        <w:spacing w:before="0" w:after="40"/>
-        <w:ind w:left="360" w:hanging="240"/>
-      </w:pPr>
-      <w:r>
-        <w:rPr>
-          <w:rFonts w:ascii="Arial" w:hAnsi="Arial" w:eastAsia="Arial" w:cs="Arial"/>
-          <w:b w:val="0"/>
-          <w:color w:val="000000"/>
-          <w:sz w:val="20"/>
-          <w:u w:val="none"/>
-        </w:rPr>
-        <w:t>4. Verify the "Not Available" placeholder also displays correctly on each device when no photo/signature is returned</w:t>
+        <w:t>3. Enter the patron number and click "Enquiry"</w:t>
       </w:r>
     </w:p>
     <w:p>
@@ -2446,7 +1553,7 @@
     <w:p>
       <w:pPr>
         <w:spacing w:before="0" w:after="40"/>
-        <w:ind w:left="360" w:hanging="240"/>
+        <w:ind w:left="1080" w:hanging="240"/>
       </w:pPr>
       <w:r>
         <w:rPr>
@@ -2456,13 +1563,13 @@
           <w:sz w:val="20"/>
           <w:u w:val="none"/>
         </w:rPr>
-        <w:t>1. The Photo and signature tab is shown as the active first tab on Workstation, Hi20, iPad and iPhone 15</w:t>
+        <w:t>1. The enquiry sub-workflow shows the "Photo and signature" tab first</w:t>
       </w:r>
     </w:p>
     <w:p>
       <w:pPr>
         <w:spacing w:before="0" w:after="40"/>
-        <w:ind w:left="360" w:hanging="240"/>
+        <w:ind w:left="1080" w:hanging="240"/>
       </w:pPr>
       <w:r>
         <w:rPr>
@@ -2472,13 +1579,13 @@
           <w:sz w:val="20"/>
           <w:u w:val="none"/>
         </w:rPr>
-        <w:t>2. The display works correctly in desktop horizontal view (Workstation) and mobile vertical view (Hi20, iPad, iPhone)</w:t>
+        <w:t>2. The patron photo and signature are displayed without extra navigation</w:t>
       </w:r>
     </w:p>
     <w:p>
       <w:pPr>
         <w:spacing w:before="0" w:after="40"/>
-        <w:ind w:left="360" w:hanging="240"/>
+        <w:ind w:left="1080" w:hanging="240"/>
       </w:pPr>
       <w:r>
         <w:rPr>
@@ -2488,22 +1595,7 @@
           <w:sz w:val="20"/>
           <w:u w:val="none"/>
         </w:rPr>
-        <w:t>3. The "Not Available" placeholder is correctly displayed when no photo/signature is returned on each device type</w:t>
-      </w:r>
-    </w:p>
-    <w:p>
-      <w:pPr>
-        <w:spacing w:before="160" w:after="80"/>
-      </w:pPr>
-      <w:r>
-        <w:rPr>
-          <w:rFonts w:ascii="Arial" w:hAnsi="Arial" w:eastAsia="Arial" w:cs="Arial"/>
-          <w:b/>
-          <w:color w:val="001EFF"/>
-          <w:sz w:val="24"/>
-          <w:u w:val="none"/>
-        </w:rPr>
-        <w:t>C2.Network Compatibility</w:t>
+        <w:t>3. The payment workflow can continue with all existing functions</w:t>
       </w:r>
     </w:p>
     <w:p>
@@ -2518,7 +1610,7 @@
           <w:sz w:val="22"/>
           <w:u w:val="none"/>
         </w:rPr>
-        <w:t>C2.1.Verify Patron Inquiry Works Across Network Configurations</w:t>
+        <w:t>F4.3. Display on Desktop Horizontal View and Mobile Vertical View</w:t>
       </w:r>
     </w:p>
     <w:p>
@@ -2539,7 +1631,7 @@
     <w:p>
       <w:pPr>
         <w:spacing w:before="0" w:after="40"/>
-        <w:ind w:left="360" w:hanging="240"/>
+        <w:ind w:left="1080" w:hanging="240"/>
       </w:pPr>
       <w:r>
         <w:rPr>
@@ -2549,13 +1641,13 @@
           <w:sz w:val="20"/>
           <w:u w:val="none"/>
         </w:rPr>
-        <w:t>1. POS Client is installed and running with the GEMS gaming interface configured</w:t>
+        <w:t>1. Default Tab is set to "Photo and signature"</w:t>
       </w:r>
     </w:p>
     <w:p>
       <w:pPr>
         <w:spacing w:before="0" w:after="40"/>
-        <w:ind w:left="360" w:hanging="240"/>
+        <w:ind w:left="1080" w:hanging="240"/>
       </w:pPr>
       <w:r>
         <w:rPr>
@@ -2565,7 +1657,7 @@
           <w:sz w:val="20"/>
           <w:u w:val="none"/>
         </w:rPr>
-        <w:t>2. POS backend and the GEMS external API are reachable across Cloud, Local, OnPremise, Wireless and Wired network configurations</w:t>
+        <w:t>2. A Workstation (desktop horizontal view) and a mobile device (vertical view) are available</w:t>
       </w:r>
     </w:p>
     <w:p>
@@ -2586,7 +1678,7 @@
     <w:p>
       <w:pPr>
         <w:spacing w:before="0" w:after="40"/>
-        <w:ind w:left="360" w:hanging="240"/>
+        <w:ind w:left="1080" w:hanging="240"/>
       </w:pPr>
       <w:r>
         <w:rPr>
@@ -2596,13 +1688,13 @@
           <w:sz w:val="20"/>
           <w:u w:val="none"/>
         </w:rPr>
-        <w:t>1. Connect the POS Client to Cloud network and perform a Patron Inquiry</w:t>
+        <w:t>1. Perform a Patron Enquiry on the desktop Workstation</w:t>
       </w:r>
     </w:p>
     <w:p>
       <w:pPr>
         <w:spacing w:before="0" w:after="40"/>
-        <w:ind w:left="360" w:hanging="240"/>
+        <w:ind w:left="1080" w:hanging="240"/>
       </w:pPr>
       <w:r>
         <w:rPr>
@@ -2612,23 +1704,7 @@
           <w:sz w:val="20"/>
           <w:u w:val="none"/>
         </w:rPr>
-        <w:t>2. Repeat under Local, OnPremise, Wireless and Wired networks</w:t>
-      </w:r>
-    </w:p>
-    <w:p>
-      <w:pPr>
-        <w:spacing w:before="0" w:after="40"/>
-        <w:ind w:left="360" w:hanging="240"/>
-      </w:pPr>
-      <w:r>
-        <w:rPr>
-          <w:rFonts w:ascii="Arial" w:hAnsi="Arial" w:eastAsia="Arial" w:cs="Arial"/>
-          <w:b w:val="0"/>
-          <w:color w:val="000000"/>
-          <w:sz w:val="20"/>
-          <w:u w:val="none"/>
-        </w:rPr>
-        <w:t>3. Verify the enquiry result screen displays correctly in each network configuration</w:t>
+        <w:t>2. Perform the same Patron Enquiry on the mobile device</w:t>
       </w:r>
     </w:p>
     <w:p>
@@ -2649,7 +1725,7 @@
     <w:p>
       <w:pPr>
         <w:spacing w:before="0" w:after="40"/>
-        <w:ind w:left="360" w:hanging="240"/>
+        <w:ind w:left="1080" w:hanging="240"/>
       </w:pPr>
       <w:r>
         <w:rPr>
@@ -2659,13 +1735,13 @@
           <w:sz w:val="20"/>
           <w:u w:val="none"/>
         </w:rPr>
-        <w:t>1. The Patron Inquiry workflow functions correctly in Cloud, Local, OnPremise, Wireless and Wired network configurations</w:t>
+        <w:t>1. The photo and signature are shown first in the desktop horizontal view</w:t>
       </w:r>
     </w:p>
     <w:p>
       <w:pPr>
         <w:spacing w:before="0" w:after="40"/>
-        <w:ind w:left="360" w:hanging="240"/>
+        <w:ind w:left="1080" w:hanging="240"/>
       </w:pPr>
       <w:r>
         <w:rPr>
@@ -2675,13 +1751,13 @@
           <w:sz w:val="20"/>
           <w:u w:val="none"/>
         </w:rPr>
-        <w:t>2. The Photo and signature tab is shown as the active first tab in each network configuration</w:t>
+        <w:t>2. The photo and signature are shown first in the mobile vertical view</w:t>
       </w:r>
     </w:p>
     <w:p>
       <w:pPr>
         <w:spacing w:before="0" w:after="40"/>
-        <w:ind w:left="360" w:hanging="240"/>
+        <w:ind w:left="1080" w:hanging="240"/>
       </w:pPr>
       <w:r>
         <w:rPr>
@@ -2691,28 +1767,43 @@
           <w:sz w:val="20"/>
           <w:u w:val="none"/>
         </w:rPr>
-        <w:t>3. No network-related compatibility issues are introduced by the new setting</w:t>
+        <w:t>3. Layout adapts to each view without hiding the photo or signature</w:t>
       </w:r>
     </w:p>
     <w:p>
       <w:pPr>
-        <w:spacing w:before="200" w:after="120"/>
+        <w:spacing w:before="160" w:after="80"/>
+      </w:pPr>
+      <w:r>
+        <w:rPr>
+          <w:rFonts w:ascii="Arial" w:hAnsi="Arial" w:eastAsia="Arial" w:cs="Arial"/>
+          <w:b/>
+          <w:color w:val="001EFF"/>
+          <w:sz w:val="24"/>
+          <w:u w:val="none"/>
+        </w:rPr>
+        <w:t>F5. Verify Transaction Processing Is Not Affected by the Display Setting</w:t>
+      </w:r>
+    </w:p>
+    <w:p>
+      <w:pPr>
+        <w:spacing w:before="0" w:after="80"/>
       </w:pPr>
       <w:r>
         <w:rPr>
           <w:rFonts w:ascii="Arial" w:hAnsi="Arial" w:eastAsia="Arial" w:cs="Arial"/>
           <w:b/>
           <w:color w:val="000000"/>
-          <w:sz w:val="26"/>
-          <w:u w:val="single"/>
+          <w:sz w:val="20"/>
+          <w:u w:val="none"/>
         </w:rPr>
-        <w:t>Test Environment Information</w:t>
+        <w:t>Prerequisite(s):</w:t>
       </w:r>
     </w:p>
     <w:p>
       <w:pPr>
         <w:spacing w:before="0" w:after="40"/>
-        <w:ind w:left="360" w:hanging="240"/>
+        <w:ind w:left="1080" w:hanging="240"/>
       </w:pPr>
       <w:r>
         <w:rPr>
@@ -2722,8 +1813,13 @@
           <w:sz w:val="20"/>
           <w:u w:val="none"/>
         </w:rPr>
-        <w:t xml:space="preserve">• </w:t>
+        <w:t>1. The Default Tab setting is ON ("Photo and signature") for the outlet</w:t>
       </w:r>
+    </w:p>
+    <w:p>
+      <w:pPr>
+        <w:spacing w:before="0" w:after="80"/>
+      </w:pPr>
       <w:r>
         <w:rPr>
           <w:rFonts w:ascii="Arial" w:hAnsi="Arial" w:eastAsia="Arial" w:cs="Arial"/>
@@ -2732,8 +1828,14 @@
           <w:sz w:val="20"/>
           <w:u w:val="none"/>
         </w:rPr>
-        <w:t>Test Environment</w:t>
+        <w:t>Step(s):</w:t>
       </w:r>
+    </w:p>
+    <w:p>
+      <w:pPr>
+        <w:spacing w:before="0" w:after="40"/>
+        <w:ind w:left="1080" w:hanging="240"/>
+      </w:pPr>
       <w:r>
         <w:rPr>
           <w:rFonts w:ascii="Arial" w:hAnsi="Arial" w:eastAsia="Arial" w:cs="Arial"/>
@@ -2742,13 +1844,13 @@
           <w:sz w:val="20"/>
           <w:u w:val="none"/>
         </w:rPr>
-        <w:t>: Local test environment, HQ test environment, ER test environment</w:t>
+        <w:t>1. Perform a Patron Enquiry and dismiss the result screen</w:t>
       </w:r>
     </w:p>
     <w:p>
       <w:pPr>
         <w:spacing w:before="0" w:after="40"/>
-        <w:ind w:left="360" w:hanging="240"/>
+        <w:ind w:left="1080" w:hanging="240"/>
       </w:pPr>
       <w:r>
         <w:rPr>
@@ -2758,8 +1860,29 @@
           <w:sz w:val="20"/>
           <w:u w:val="none"/>
         </w:rPr>
-        <w:t xml:space="preserve">• </w:t>
+        <w:t>2. Process order entry, payment, void, comp, discount and refund transactions</w:t>
       </w:r>
+    </w:p>
+    <w:p>
+      <w:pPr>
+        <w:spacing w:before="0" w:after="40"/>
+        <w:ind w:left="1080" w:hanging="240"/>
+      </w:pPr>
+      <w:r>
+        <w:rPr>
+          <w:rFonts w:ascii="Arial" w:hAnsi="Arial" w:eastAsia="Arial" w:cs="Arial"/>
+          <w:b w:val="0"/>
+          <w:color w:val="000000"/>
+          <w:sz w:val="20"/>
+          <w:u w:val="none"/>
+        </w:rPr>
+        <w:t>3. Repeat the transactions with the setting switched OFF</w:t>
+      </w:r>
+    </w:p>
+    <w:p>
+      <w:pPr>
+        <w:spacing w:before="0" w:after="80"/>
+      </w:pPr>
       <w:r>
         <w:rPr>
           <w:rFonts w:ascii="Arial" w:hAnsi="Arial" w:eastAsia="Arial" w:cs="Arial"/>
@@ -2768,8 +1891,14 @@
           <w:sz w:val="20"/>
           <w:u w:val="none"/>
         </w:rPr>
-        <w:t>Test Devices</w:t>
+        <w:t>Test Result(s):</w:t>
       </w:r>
+    </w:p>
+    <w:p>
+      <w:pPr>
+        <w:spacing w:before="0" w:after="40"/>
+        <w:ind w:left="1080" w:hanging="240"/>
+      </w:pPr>
       <w:r>
         <w:rPr>
           <w:rFonts w:ascii="Arial" w:hAnsi="Arial" w:eastAsia="Arial" w:cs="Arial"/>
@@ -2778,13 +1907,13 @@
           <w:sz w:val="20"/>
           <w:u w:val="none"/>
         </w:rPr>
-        <w:t>: Workstation (Windows 11 Enterprise), Hi20 (Android 13), iPad (OS 27), iPhone 15 (OS 27)</w:t>
+        <w:t>1. All transaction processing functions operate correctly with the setting ON and OFF</w:t>
       </w:r>
     </w:p>
     <w:p>
       <w:pPr>
         <w:spacing w:before="0" w:after="40"/>
-        <w:ind w:left="360" w:hanging="240"/>
+        <w:ind w:left="1080" w:hanging="240"/>
       </w:pPr>
       <w:r>
         <w:rPr>
@@ -2794,18 +1923,14 @@
           <w:sz w:val="20"/>
           <w:u w:val="none"/>
         </w:rPr>
-        <w:t xml:space="preserve">• </w:t>
+        <w:t>2. The Patron Enquiry result screen dismisses normally</w:t>
       </w:r>
-      <w:r>
-        <w:rPr>
-          <w:rFonts w:ascii="Arial" w:hAnsi="Arial" w:eastAsia="Arial" w:cs="Arial"/>
-          <w:b/>
-          <w:color w:val="000000"/>
-          <w:sz w:val="20"/>
-          <w:u w:val="none"/>
-        </w:rPr>
-        <w:t>Component</w:t>
-      </w:r>
+    </w:p>
+    <w:p>
+      <w:pPr>
+        <w:spacing w:before="0" w:after="40"/>
+        <w:ind w:left="1080" w:hanging="240"/>
+      </w:pPr>
       <w:r>
         <w:rPr>
           <w:rFonts w:ascii="Arial" w:hAnsi="Arial" w:eastAsia="Arial" w:cs="Arial"/>
@@ -2814,833 +1939,7 @@
           <w:sz w:val="20"/>
           <w:u w:val="none"/>
         </w:rPr>
-        <w:t>: INTERFACE, POS</w:t>
-      </w:r>
-    </w:p>
-    <w:p>
-      <w:pPr>
-        <w:spacing w:before="0" w:after="40"/>
-        <w:ind w:left="360" w:hanging="240"/>
-      </w:pPr>
-      <w:r>
-        <w:rPr>
-          <w:rFonts w:ascii="Arial" w:hAnsi="Arial" w:eastAsia="Arial" w:cs="Arial"/>
-          <w:b w:val="0"/>
-          <w:color w:val="000000"/>
-          <w:sz w:val="20"/>
-          <w:u w:val="none"/>
-        </w:rPr>
-        <w:t xml:space="preserve">• </w:t>
-      </w:r>
-      <w:r>
-        <w:rPr>
-          <w:rFonts w:ascii="Arial" w:hAnsi="Arial" w:eastAsia="Arial" w:cs="Arial"/>
-          <w:b/>
-          <w:color w:val="000000"/>
-          <w:sz w:val="20"/>
-          <w:u w:val="none"/>
-        </w:rPr>
-        <w:t>Issue Type</w:t>
-      </w:r>
-      <w:r>
-        <w:rPr>
-          <w:rFonts w:ascii="Arial" w:hAnsi="Arial" w:eastAsia="Arial" w:cs="Arial"/>
-          <w:b w:val="0"/>
-          <w:color w:val="000000"/>
-          <w:sz w:val="20"/>
-          <w:u w:val="none"/>
-        </w:rPr>
-        <w:t>: Improvement</w:t>
-      </w:r>
-    </w:p>
-    <w:p>
-      <w:pPr>
-        <w:spacing w:before="0" w:after="40"/>
-        <w:ind w:left="360" w:hanging="240"/>
-      </w:pPr>
-      <w:r>
-        <w:rPr>
-          <w:rFonts w:ascii="Arial" w:hAnsi="Arial" w:eastAsia="Arial" w:cs="Arial"/>
-          <w:b w:val="0"/>
-          <w:color w:val="000000"/>
-          <w:sz w:val="20"/>
-          <w:u w:val="none"/>
-        </w:rPr>
-        <w:t xml:space="preserve">• </w:t>
-      </w:r>
-      <w:r>
-        <w:rPr>
-          <w:rFonts w:ascii="Arial" w:hAnsi="Arial" w:eastAsia="Arial" w:cs="Arial"/>
-          <w:b/>
-          <w:color w:val="000000"/>
-          <w:sz w:val="20"/>
-          <w:u w:val="none"/>
-        </w:rPr>
-        <w:t>Interface</w:t>
-      </w:r>
-      <w:r>
-        <w:rPr>
-          <w:rFonts w:ascii="Arial" w:hAnsi="Arial" w:eastAsia="Arial" w:cs="Arial"/>
-          <w:b w:val="0"/>
-          <w:color w:val="000000"/>
-          <w:sz w:val="20"/>
-          <w:u w:val="none"/>
-        </w:rPr>
-        <w:t>: GEMS gaming interface (vendor key: gems)</w:t>
-      </w:r>
-    </w:p>
-    <w:p>
-      <w:pPr>
-        <w:spacing w:before="0" w:after="40"/>
-        <w:ind w:left="360" w:hanging="240"/>
-      </w:pPr>
-      <w:r>
-        <w:rPr>
-          <w:rFonts w:ascii="Arial" w:hAnsi="Arial" w:eastAsia="Arial" w:cs="Arial"/>
-          <w:b w:val="0"/>
-          <w:color w:val="000000"/>
-          <w:sz w:val="20"/>
-          <w:u w:val="none"/>
-        </w:rPr>
-        <w:t xml:space="preserve">• </w:t>
-      </w:r>
-      <w:r>
-        <w:rPr>
-          <w:rFonts w:ascii="Arial" w:hAnsi="Arial" w:eastAsia="Arial" w:cs="Arial"/>
-          <w:b/>
-          <w:color w:val="000000"/>
-          <w:sz w:val="20"/>
-          <w:u w:val="none"/>
-        </w:rPr>
-        <w:t>Test Network</w:t>
-      </w:r>
-      <w:r>
-        <w:rPr>
-          <w:rFonts w:ascii="Arial" w:hAnsi="Arial" w:eastAsia="Arial" w:cs="Arial"/>
-          <w:b w:val="0"/>
-          <w:color w:val="000000"/>
-          <w:sz w:val="20"/>
-          <w:u w:val="none"/>
-        </w:rPr>
-        <w:t>: Cloud, Local, OnPremise, Wireless, Wired</w:t>
-      </w:r>
-    </w:p>
-    <w:p>
-      <w:pPr>
-        <w:spacing w:before="0" w:after="40"/>
-        <w:ind w:left="360" w:hanging="240"/>
-      </w:pPr>
-      <w:r>
-        <w:rPr>
-          <w:rFonts w:ascii="Arial" w:hAnsi="Arial" w:eastAsia="Arial" w:cs="Arial"/>
-          <w:b w:val="0"/>
-          <w:color w:val="000000"/>
-          <w:sz w:val="20"/>
-          <w:u w:val="none"/>
-        </w:rPr>
-        <w:t xml:space="preserve">• </w:t>
-      </w:r>
-      <w:r>
-        <w:rPr>
-          <w:rFonts w:ascii="Arial" w:hAnsi="Arial" w:eastAsia="Arial" w:cs="Arial"/>
-          <w:b/>
-          <w:color w:val="000000"/>
-          <w:sz w:val="20"/>
-          <w:u w:val="none"/>
-        </w:rPr>
-        <w:t>QC Tester</w:t>
-      </w:r>
-      <w:r>
-        <w:rPr>
-          <w:rFonts w:ascii="Arial" w:hAnsi="Arial" w:eastAsia="Arial" w:cs="Arial"/>
-          <w:b w:val="0"/>
-          <w:color w:val="000000"/>
-          <w:sz w:val="20"/>
-          <w:u w:val="none"/>
-        </w:rPr>
-        <w:t>: Zephyr Ji (zephyr.ji@shijigroup.com)</w:t>
-      </w:r>
-    </w:p>
-    <w:p>
-      <w:pPr>
-        <w:spacing w:before="0" w:after="40"/>
-        <w:ind w:left="360" w:hanging="240"/>
-      </w:pPr>
-      <w:r>
-        <w:rPr>
-          <w:rFonts w:ascii="Arial" w:hAnsi="Arial" w:eastAsia="Arial" w:cs="Arial"/>
-          <w:b w:val="0"/>
-          <w:color w:val="000000"/>
-          <w:sz w:val="20"/>
-          <w:u w:val="none"/>
-        </w:rPr>
-        <w:t xml:space="preserve">• </w:t>
-      </w:r>
-      <w:r>
-        <w:rPr>
-          <w:rFonts w:ascii="Arial" w:hAnsi="Arial" w:eastAsia="Arial" w:cs="Arial"/>
-          <w:b/>
-          <w:color w:val="000000"/>
-          <w:sz w:val="20"/>
-          <w:u w:val="none"/>
-        </w:rPr>
-        <w:t>QC Reviewer</w:t>
-      </w:r>
-      <w:r>
-        <w:rPr>
-          <w:rFonts w:ascii="Arial" w:hAnsi="Arial" w:eastAsia="Arial" w:cs="Arial"/>
-          <w:b w:val="0"/>
-          <w:color w:val="000000"/>
-          <w:sz w:val="20"/>
-          <w:u w:val="none"/>
-        </w:rPr>
-        <w:t>: Kathy Kuang (kathy.kuang@shijigroup.com)</w:t>
-      </w:r>
-    </w:p>
-    <w:p>
-      <w:pPr>
-        <w:spacing w:before="200" w:after="120"/>
-      </w:pPr>
-      <w:r>
-        <w:rPr>
-          <w:rFonts w:ascii="Arial" w:hAnsi="Arial" w:eastAsia="Arial" w:cs="Arial"/>
-          <w:b/>
-          <w:color w:val="000000"/>
-          <w:sz w:val="26"/>
-          <w:u w:val="single"/>
-        </w:rPr>
-        <w:t>Appendix</w:t>
-      </w:r>
-    </w:p>
-    <w:p>
-      <w:pPr>
-        <w:spacing w:before="160" w:after="80"/>
-      </w:pPr>
-      <w:r>
-        <w:rPr>
-          <w:rFonts w:ascii="Arial" w:hAnsi="Arial" w:eastAsia="Arial" w:cs="Arial"/>
-          <w:b/>
-          <w:color w:val="001EFF"/>
-          <w:sz w:val="24"/>
-          <w:u w:val="none"/>
-        </w:rPr>
-        <w:t>Acceptance Criteria (from JIRA HERO-66648)</w:t>
-      </w:r>
-    </w:p>
-    <w:p>
-      <w:pPr>
-        <w:spacing w:before="0" w:after="80"/>
-      </w:pPr>
-      <w:r>
-        <w:rPr>
-          <w:rFonts w:ascii="Arial" w:hAnsi="Arial" w:eastAsia="Arial" w:cs="Arial"/>
-          <w:b w:val="0"/>
-          <w:color w:val="000000"/>
-          <w:sz w:val="20"/>
-          <w:u w:val="none"/>
-        </w:rPr>
-        <w:t>User Story: As a Cashier, I want the patron's photo and signature to be displayed prominently on the Patron Enquiry result screen without navigating to another tab, so that I can visually verify the patron's identity before processing any transaction and reduce the risk of fraudulent or unauthorized activity.</w:t>
-      </w:r>
-    </w:p>
-    <w:p>
-      <w:pPr>
-        <w:spacing w:before="0" w:after="80"/>
-      </w:pPr>
-      <w:r>
-        <w:rPr>
-          <w:rFonts w:ascii="Arial" w:hAnsi="Arial" w:eastAsia="Arial" w:cs="Arial"/>
-          <w:b w:val="0"/>
-          <w:color w:val="000000"/>
-          <w:sz w:val="20"/>
-          <w:u w:val="none"/>
-        </w:rPr>
-        <w:t>Expected Behavior:</w:t>
-      </w:r>
-    </w:p>
-    <w:p>
-      <w:pPr>
-        <w:spacing w:before="0" w:after="40"/>
-        <w:ind w:left="360" w:hanging="240"/>
-      </w:pPr>
-      <w:r>
-        <w:rPr>
-          <w:rFonts w:ascii="Arial" w:hAnsi="Arial" w:eastAsia="Arial" w:cs="Arial"/>
-          <w:b w:val="0"/>
-          <w:color w:val="000000"/>
-          <w:sz w:val="20"/>
-          <w:u w:val="none"/>
-        </w:rPr>
-        <w:t>• A new toggle setting — "Display Photo &amp; Signature First" — is added in the GEMS interface configuration</w:t>
-      </w:r>
-    </w:p>
-    <w:p>
-      <w:pPr>
-        <w:spacing w:before="0" w:after="40"/>
-        <w:ind w:left="360" w:hanging="240"/>
-      </w:pPr>
-      <w:r>
-        <w:rPr>
-          <w:rFonts w:ascii="Arial" w:hAnsi="Arial" w:eastAsia="Arial" w:cs="Arial"/>
-          <w:b w:val="0"/>
-          <w:color w:val="000000"/>
-          <w:sz w:val="20"/>
-          <w:u w:val="none"/>
-        </w:rPr>
-        <w:t>• When the toggle is ON, the Patron Enquiry result screen displays the patron's photo and signature on the first/active tab alongside patron details, without requiring the cashier to navigate</w:t>
-      </w:r>
-    </w:p>
-    <w:p>
-      <w:pPr>
-        <w:spacing w:before="0" w:after="40"/>
-        <w:ind w:left="360" w:hanging="240"/>
-      </w:pPr>
-      <w:r>
-        <w:rPr>
-          <w:rFonts w:ascii="Arial" w:hAnsi="Arial" w:eastAsia="Arial" w:cs="Arial"/>
-          <w:b w:val="0"/>
-          <w:color w:val="000000"/>
-          <w:sz w:val="20"/>
-          <w:u w:val="none"/>
-        </w:rPr>
-        <w:t>• When the photo and/or signature are not available in the GEMS response, a "Not Available" message is shown on the dedicated photo-and-signature tab</w:t>
-      </w:r>
-    </w:p>
-    <w:p>
-      <w:pPr>
-        <w:spacing w:before="0" w:after="40"/>
-        <w:ind w:left="360" w:hanging="240"/>
-      </w:pPr>
-      <w:r>
-        <w:rPr>
-          <w:rFonts w:ascii="Arial" w:hAnsi="Arial" w:eastAsia="Arial" w:cs="Arial"/>
-          <w:b w:val="0"/>
-          <w:color w:val="000000"/>
-          <w:sz w:val="20"/>
-          <w:u w:val="none"/>
-        </w:rPr>
-        <w:t>• When the toggle is OFF, the existing behavior remains completely unchanged</w:t>
-      </w:r>
-    </w:p>
-    <w:p>
-      <w:pPr>
-        <w:spacing w:before="0" w:after="40"/>
-        <w:ind w:left="360" w:hanging="240"/>
-      </w:pPr>
-      <w:r>
-        <w:rPr>
-          <w:rFonts w:ascii="Arial" w:hAnsi="Arial" w:eastAsia="Arial" w:cs="Arial"/>
-          <w:b w:val="0"/>
-          <w:color w:val="000000"/>
-          <w:sz w:val="20"/>
-          <w:u w:val="none"/>
-        </w:rPr>
-        <w:t>• The display automatically refreshes whenever a different patron account is selected or swiped</w:t>
-      </w:r>
-    </w:p>
-    <w:p>
-      <w:pPr>
-        <w:spacing w:before="0" w:after="40"/>
-        <w:ind w:left="360" w:hanging="240"/>
-      </w:pPr>
-      <w:r>
-        <w:rPr>
-          <w:rFonts w:ascii="Arial" w:hAnsi="Arial" w:eastAsia="Arial" w:cs="Arial"/>
-          <w:b w:val="0"/>
-          <w:color w:val="000000"/>
-          <w:sz w:val="20"/>
-          <w:u w:val="none"/>
-        </w:rPr>
-        <w:t>• This enhancement applies both when the cashier manually invokes the Patron Inquiry function key and when a patron card is swiped/tapped during check open or ordering</w:t>
-      </w:r>
-    </w:p>
-    <w:p>
-      <w:pPr>
-        <w:spacing w:before="0" w:after="40"/>
-        <w:ind w:left="360" w:hanging="240"/>
-      </w:pPr>
-      <w:r>
-        <w:rPr>
-          <w:rFonts w:ascii="Arial" w:hAnsi="Arial" w:eastAsia="Arial" w:cs="Arial"/>
-          <w:b w:val="0"/>
-          <w:color w:val="000000"/>
-          <w:sz w:val="20"/>
-          <w:u w:val="none"/>
-        </w:rPr>
-        <w:t>• Transaction processing (order entry, payment, voids, comps, etc.) is not affected</w:t>
-      </w:r>
-    </w:p>
-    <w:p>
-      <w:pPr>
-        <w:spacing w:before="0" w:after="80"/>
-      </w:pPr>
-      <w:r>
-        <w:rPr>
-          <w:rFonts w:ascii="Arial" w:hAnsi="Arial" w:eastAsia="Arial" w:cs="Arial"/>
-          <w:b w:val="0"/>
-          <w:color w:val="000000"/>
-          <w:sz w:val="20"/>
-          <w:u w:val="none"/>
-        </w:rPr>
-        <w:t>Acceptance Criteria:</w:t>
-      </w:r>
-    </w:p>
-    <w:p>
-      <w:pPr>
-        <w:spacing w:before="0" w:after="40"/>
-        <w:ind w:left="360" w:hanging="240"/>
-      </w:pPr>
-      <w:r>
-        <w:rPr>
-          <w:rFonts w:ascii="Arial" w:hAnsi="Arial" w:eastAsia="Arial" w:cs="Arial"/>
-          <w:b w:val="0"/>
-          <w:color w:val="000000"/>
-          <w:sz w:val="20"/>
-          <w:u w:val="none"/>
-        </w:rPr>
-        <w:t>• GEMS Interface Setting - Toggle ON: setting saved per outlet, takes effect for all stations in that outlet without restart, photo-and-signature tab is active first</w:t>
-      </w:r>
-    </w:p>
-    <w:p>
-      <w:pPr>
-        <w:spacing w:before="0" w:after="40"/>
-        <w:ind w:left="360" w:hanging="240"/>
-      </w:pPr>
-      <w:r>
-        <w:rPr>
-          <w:rFonts w:ascii="Arial" w:hAnsi="Arial" w:eastAsia="Arial" w:cs="Arial"/>
-          <w:b w:val="0"/>
-          <w:color w:val="000000"/>
-          <w:sz w:val="20"/>
-          <w:u w:val="none"/>
-        </w:rPr>
-        <w:t>• GEMS Interface Setting - Toggle OFF: Patron Enquiry result screen reverts to the existing default tab layout</w:t>
-      </w:r>
-    </w:p>
-    <w:p>
-      <w:pPr>
-        <w:spacing w:before="0" w:after="40"/>
-        <w:ind w:left="360" w:hanging="240"/>
-      </w:pPr>
-      <w:r>
-        <w:rPr>
-          <w:rFonts w:ascii="Arial" w:hAnsi="Arial" w:eastAsia="Arial" w:cs="Arial"/>
-          <w:b w:val="0"/>
-          <w:color w:val="000000"/>
-          <w:sz w:val="20"/>
-          <w:u w:val="none"/>
-        </w:rPr>
-        <w:t>• Display Photo and Signature First - Both Available: photo and signature clearly visible without navigation, existing patron detail tabs remain accessible</w:t>
-      </w:r>
-    </w:p>
-    <w:p>
-      <w:pPr>
-        <w:spacing w:before="0" w:after="40"/>
-        <w:ind w:left="360" w:hanging="240"/>
-      </w:pPr>
-      <w:r>
-        <w:rPr>
-          <w:rFonts w:ascii="Arial" w:hAnsi="Arial" w:eastAsia="Arial" w:cs="Arial"/>
-          <w:b w:val="0"/>
-          <w:color w:val="000000"/>
-          <w:sz w:val="20"/>
-          <w:u w:val="none"/>
-        </w:rPr>
-        <w:t>• Display Photo and Signature First - Photo or Signature Not Available: "Not Available" message displayed on the photo-and-signature tab, patron details still accessible</w:t>
-      </w:r>
-    </w:p>
-    <w:p>
-      <w:pPr>
-        <w:spacing w:before="0" w:after="40"/>
-        <w:ind w:left="360" w:hanging="240"/>
-      </w:pPr>
-      <w:r>
-        <w:rPr>
-          <w:rFonts w:ascii="Arial" w:hAnsi="Arial" w:eastAsia="Arial" w:cs="Arial"/>
-          <w:b w:val="0"/>
-          <w:color w:val="000000"/>
-          <w:sz w:val="20"/>
-          <w:u w:val="none"/>
-        </w:rPr>
-        <w:t>• Auto-Refresh on Patron Change: screen automatically refreshes to display the new patron's photo and signature</w:t>
-      </w:r>
-    </w:p>
-    <w:p>
-      <w:pPr>
-        <w:spacing w:before="0" w:after="40"/>
-        <w:ind w:left="360" w:hanging="240"/>
-      </w:pPr>
-      <w:r>
-        <w:rPr>
-          <w:rFonts w:ascii="Arial" w:hAnsi="Arial" w:eastAsia="Arial" w:cs="Arial"/>
-          <w:b w:val="0"/>
-          <w:color w:val="000000"/>
-          <w:sz w:val="20"/>
-          <w:u w:val="none"/>
-        </w:rPr>
-        <w:t>• No Impact on Transaction Processing: order entry, payment, void, comp, discount, refund functions operate correctly</w:t>
-      </w:r>
-    </w:p>
-    <w:p>
-      <w:pPr>
-        <w:spacing w:before="0" w:after="80"/>
-      </w:pPr>
-      <w:r>
-        <w:rPr>
-          <w:rFonts w:ascii="Arial" w:hAnsi="Arial" w:eastAsia="Arial" w:cs="Arial"/>
-          <w:b w:val="0"/>
-          <w:color w:val="000000"/>
-          <w:sz w:val="20"/>
-          <w:u w:val="none"/>
-        </w:rPr>
-        <w:t>Release Notes:</w:t>
-      </w:r>
-    </w:p>
-    <w:p>
-      <w:pPr>
-        <w:spacing w:before="0" w:after="40"/>
-        <w:ind w:left="360" w:hanging="240"/>
-      </w:pPr>
-      <w:r>
-        <w:rPr>
-          <w:rFonts w:ascii="Arial" w:hAnsi="Arial" w:eastAsia="Arial" w:cs="Arial"/>
-          <w:b w:val="0"/>
-          <w:color w:val="000000"/>
-          <w:sz w:val="20"/>
-          <w:u w:val="none"/>
-        </w:rPr>
-        <w:t>• Available for GEMS gaming interface (vendor key: gems)</w:t>
-      </w:r>
-    </w:p>
-    <w:p>
-      <w:pPr>
-        <w:spacing w:before="0" w:after="40"/>
-        <w:ind w:left="360" w:hanging="240"/>
-      </w:pPr>
-      <w:r>
-        <w:rPr>
-          <w:rFonts w:ascii="Arial" w:hAnsi="Arial" w:eastAsia="Arial" w:cs="Arial"/>
-          <w:b w:val="0"/>
-          <w:color w:val="000000"/>
-          <w:sz w:val="20"/>
-          <w:u w:val="none"/>
-        </w:rPr>
-        <w:t>• System supports display of the default tab of "Basic Information" or "Photo and Signature" first on the "Patron Inquiry" screen or "Post online comp" payment enquiry screen for both desktop horizontal view and mobile vertical view</w:t>
-      </w:r>
-    </w:p>
-    <w:p>
-      <w:pPr>
-        <w:spacing w:before="0" w:after="80"/>
-      </w:pPr>
-      <w:r>
-        <w:rPr>
-          <w:rFonts w:ascii="Arial" w:hAnsi="Arial" w:eastAsia="Arial" w:cs="Arial"/>
-          <w:b w:val="0"/>
-          <w:color w:val="000000"/>
-          <w:sz w:val="20"/>
-          <w:u w:val="none"/>
-        </w:rPr>
-        <w:t>Workflow for Patron Inquiry:</w:t>
-      </w:r>
-    </w:p>
-    <w:p>
-      <w:pPr>
-        <w:spacing w:before="0" w:after="40"/>
-        <w:ind w:left="360" w:hanging="240"/>
-      </w:pPr>
-      <w:r>
-        <w:rPr>
-          <w:rFonts w:ascii="Arial" w:hAnsi="Arial" w:eastAsia="Arial" w:cs="Arial"/>
-          <w:b w:val="0"/>
-          <w:color w:val="000000"/>
-          <w:sz w:val="20"/>
-          <w:u w:val="none"/>
-        </w:rPr>
-        <w:t>1. Open an old check or on a new check</w:t>
-      </w:r>
-    </w:p>
-    <w:p>
-      <w:pPr>
-        <w:spacing w:before="0" w:after="40"/>
-        <w:ind w:left="360" w:hanging="240"/>
-      </w:pPr>
-      <w:r>
-        <w:rPr>
-          <w:rFonts w:ascii="Arial" w:hAnsi="Arial" w:eastAsia="Arial" w:cs="Arial"/>
-          <w:b w:val="0"/>
-          <w:color w:val="000000"/>
-          <w:sz w:val="20"/>
-          <w:u w:val="none"/>
-        </w:rPr>
-        <w:t>2. Click function "Patron Inquiry"</w:t>
-      </w:r>
-    </w:p>
-    <w:p>
-      <w:pPr>
-        <w:spacing w:before="0" w:after="40"/>
-        <w:ind w:left="360" w:hanging="240"/>
-      </w:pPr>
-      <w:r>
-        <w:rPr>
-          <w:rFonts w:ascii="Arial" w:hAnsi="Arial" w:eastAsia="Arial" w:cs="Arial"/>
-          <w:b w:val="0"/>
-          <w:color w:val="000000"/>
-          <w:sz w:val="20"/>
-          <w:u w:val="none"/>
-        </w:rPr>
-        <w:t>3. Go to "Sub workflow of Enquiry"</w:t>
-      </w:r>
-    </w:p>
-    <w:p>
-      <w:pPr>
-        <w:spacing w:before="0" w:after="80"/>
-      </w:pPr>
-      <w:r>
-        <w:rPr>
-          <w:rFonts w:ascii="Arial" w:hAnsi="Arial" w:eastAsia="Arial" w:cs="Arial"/>
-          <w:b w:val="0"/>
-          <w:color w:val="000000"/>
-          <w:sz w:val="20"/>
-          <w:u w:val="none"/>
-        </w:rPr>
-        <w:t>Workflow for "Post Online Comp" payment:</w:t>
-      </w:r>
-    </w:p>
-    <w:p>
-      <w:pPr>
-        <w:spacing w:before="0" w:after="40"/>
-        <w:ind w:left="360" w:hanging="240"/>
-      </w:pPr>
-      <w:r>
-        <w:rPr>
-          <w:rFonts w:ascii="Arial" w:hAnsi="Arial" w:eastAsia="Arial" w:cs="Arial"/>
-          <w:b w:val="0"/>
-          <w:color w:val="000000"/>
-          <w:sz w:val="20"/>
-          <w:u w:val="none"/>
-        </w:rPr>
-        <w:t>1. Open an old check</w:t>
-      </w:r>
-    </w:p>
-    <w:p>
-      <w:pPr>
-        <w:spacing w:before="0" w:after="40"/>
-        <w:ind w:left="360" w:hanging="240"/>
-      </w:pPr>
-      <w:r>
-        <w:rPr>
-          <w:rFonts w:ascii="Arial" w:hAnsi="Arial" w:eastAsia="Arial" w:cs="Arial"/>
-          <w:b w:val="0"/>
-          <w:color w:val="000000"/>
-          <w:sz w:val="20"/>
-          <w:u w:val="none"/>
-        </w:rPr>
-        <w:t>2. Click function "paid"</w:t>
-      </w:r>
-    </w:p>
-    <w:p>
-      <w:pPr>
-        <w:spacing w:before="0" w:after="40"/>
-        <w:ind w:left="360" w:hanging="240"/>
-      </w:pPr>
-      <w:r>
-        <w:rPr>
-          <w:rFonts w:ascii="Arial" w:hAnsi="Arial" w:eastAsia="Arial" w:cs="Arial"/>
-          <w:b w:val="0"/>
-          <w:color w:val="000000"/>
-          <w:sz w:val="20"/>
-          <w:u w:val="none"/>
-        </w:rPr>
-        <w:t>3. Select a payment method with Payment Type "Post Online Comp"</w:t>
-      </w:r>
-    </w:p>
-    <w:p>
-      <w:pPr>
-        <w:spacing w:before="0" w:after="40"/>
-        <w:ind w:left="360" w:hanging="240"/>
-      </w:pPr>
-      <w:r>
-        <w:rPr>
-          <w:rFonts w:ascii="Arial" w:hAnsi="Arial" w:eastAsia="Arial" w:cs="Arial"/>
-          <w:b w:val="0"/>
-          <w:color w:val="000000"/>
-          <w:sz w:val="20"/>
-          <w:u w:val="none"/>
-        </w:rPr>
-        <w:t>4. Go to "Sub workflow of Enquiry"</w:t>
-      </w:r>
-    </w:p>
-    <w:p>
-      <w:pPr>
-        <w:spacing w:before="0" w:after="80"/>
-      </w:pPr>
-      <w:r>
-        <w:rPr>
-          <w:rFonts w:ascii="Arial" w:hAnsi="Arial" w:eastAsia="Arial" w:cs="Arial"/>
-          <w:b w:val="0"/>
-          <w:color w:val="000000"/>
-          <w:sz w:val="20"/>
-          <w:u w:val="none"/>
-        </w:rPr>
-        <w:t>Sub workflow of Enquiry:</w:t>
-      </w:r>
-    </w:p>
-    <w:p>
-      <w:pPr>
-        <w:spacing w:before="0" w:after="40"/>
-        <w:ind w:left="360" w:hanging="240"/>
-      </w:pPr>
-      <w:r>
-        <w:rPr>
-          <w:rFonts w:ascii="Arial" w:hAnsi="Arial" w:eastAsia="Arial" w:cs="Arial"/>
-          <w:b w:val="0"/>
-          <w:color w:val="000000"/>
-          <w:sz w:val="20"/>
-          <w:u w:val="none"/>
-        </w:rPr>
-        <w:t>1. Input the patron number</w:t>
-      </w:r>
-    </w:p>
-    <w:p>
-      <w:pPr>
-        <w:spacing w:before="0" w:after="40"/>
-        <w:ind w:left="360" w:hanging="240"/>
-      </w:pPr>
-      <w:r>
-        <w:rPr>
-          <w:rFonts w:ascii="Arial" w:hAnsi="Arial" w:eastAsia="Arial" w:cs="Arial"/>
-          <w:b w:val="0"/>
-          <w:color w:val="000000"/>
-          <w:sz w:val="20"/>
-          <w:u w:val="none"/>
-        </w:rPr>
-        <w:t>2. Click button "Enquiry"</w:t>
-      </w:r>
-    </w:p>
-    <w:p>
-      <w:pPr>
-        <w:spacing w:before="0" w:after="40"/>
-        <w:ind w:left="360" w:hanging="240"/>
-      </w:pPr>
-      <w:r>
-        <w:rPr>
-          <w:rFonts w:ascii="Arial" w:hAnsi="Arial" w:eastAsia="Arial" w:cs="Arial"/>
-          <w:b w:val="0"/>
-          <w:color w:val="000000"/>
-          <w:sz w:val="20"/>
-          <w:u w:val="none"/>
-        </w:rPr>
-        <w:t>3. System follows existing workflow to trigger external party API for enquiry</w:t>
-      </w:r>
-    </w:p>
-    <w:p>
-      <w:pPr>
-        <w:spacing w:before="0" w:after="40"/>
-        <w:ind w:left="360" w:hanging="240"/>
-      </w:pPr>
-      <w:r>
-        <w:rPr>
-          <w:rFonts w:ascii="Arial" w:hAnsi="Arial" w:eastAsia="Arial" w:cs="Arial"/>
-          <w:b w:val="0"/>
-          <w:color w:val="000000"/>
-          <w:sz w:val="20"/>
-          <w:u w:val="none"/>
-        </w:rPr>
-        <w:t>4. If Setup 1 does not exist or is set as "Basic information", the system shows "Basic information" tab first</w:t>
-      </w:r>
-    </w:p>
-    <w:p>
-      <w:pPr>
-        <w:spacing w:before="0" w:after="40"/>
-        <w:ind w:left="360" w:hanging="240"/>
-      </w:pPr>
-      <w:r>
-        <w:rPr>
-          <w:rFonts w:ascii="Arial" w:hAnsi="Arial" w:eastAsia="Arial" w:cs="Arial"/>
-          <w:b w:val="0"/>
-          <w:color w:val="000000"/>
-          <w:sz w:val="20"/>
-          <w:u w:val="none"/>
-        </w:rPr>
-        <w:t>5. If Setup 1 is set as "Photo and signature", the system shows "Photo and signature" tab first</w:t>
-      </w:r>
-    </w:p>
-    <w:p>
-      <w:pPr>
-        <w:spacing w:before="0" w:after="40"/>
-        <w:ind w:left="720" w:hanging="240"/>
-      </w:pPr>
-      <w:r>
-        <w:rPr>
-          <w:rFonts w:ascii="Arial" w:hAnsi="Arial" w:eastAsia="Arial" w:cs="Arial"/>
-          <w:b w:val="0"/>
-          <w:color w:val="000000"/>
-          <w:sz w:val="20"/>
-          <w:u w:val="none"/>
-        </w:rPr>
-        <w:t>• If no photo and signature is returned from external party, the system displays the message "Photo and signature not available" in the "Photo and signature" tab</w:t>
-      </w:r>
-    </w:p>
-    <w:p>
-      <w:pPr>
-        <w:spacing w:before="0" w:after="40"/>
-        <w:ind w:left="360" w:hanging="240"/>
-      </w:pPr>
-      <w:r>
-        <w:rPr>
-          <w:rFonts w:ascii="Arial" w:hAnsi="Arial" w:eastAsia="Arial" w:cs="Arial"/>
-          <w:b w:val="0"/>
-          <w:color w:val="000000"/>
-          <w:sz w:val="20"/>
-          <w:u w:val="none"/>
-        </w:rPr>
-        <w:t>6. Continue to all existing workflow</w:t>
-      </w:r>
-    </w:p>
-    <w:p>
-      <w:pPr>
-        <w:spacing w:before="0" w:after="80"/>
-      </w:pPr>
-      <w:r>
-        <w:rPr>
-          <w:rFonts w:ascii="Arial" w:hAnsi="Arial" w:eastAsia="Arial" w:cs="Arial"/>
-          <w:b w:val="0"/>
-          <w:color w:val="000000"/>
-          <w:sz w:val="20"/>
-          <w:u w:val="none"/>
-        </w:rPr>
-        <w:t>Setup:</w:t>
-      </w:r>
-    </w:p>
-    <w:p>
-      <w:pPr>
-        <w:spacing w:before="0" w:after="40"/>
-        <w:ind w:left="360" w:hanging="240"/>
-      </w:pPr>
-      <w:r>
-        <w:rPr>
-          <w:rFonts w:ascii="Arial" w:hAnsi="Arial" w:eastAsia="Arial" w:cs="Arial"/>
-          <w:b w:val="0"/>
-          <w:color w:val="000000"/>
-          <w:sz w:val="20"/>
-          <w:u w:val="none"/>
-        </w:rPr>
-        <w:t>• Setup 1: Default Tab (Basic Information Default / Photo and signature) under Interface Control &gt; Interfaces &gt; GEMS gaming interface &gt; Enquiry Display Settings</w:t>
-      </w:r>
-    </w:p>
-    <w:p>
-      <w:pPr>
-        <w:spacing w:before="0" w:after="40"/>
-        <w:ind w:left="360" w:hanging="240"/>
-      </w:pPr>
-      <w:r>
-        <w:rPr>
-          <w:rFonts w:ascii="Arial" w:hAnsi="Arial" w:eastAsia="Arial" w:cs="Arial"/>
-          <w:b w:val="0"/>
-          <w:color w:val="000000"/>
-          <w:sz w:val="20"/>
-          <w:u w:val="none"/>
-        </w:rPr>
-        <w:t>• Setup 2: Payment Type = "Post Online Comp" under POS System &gt; Interface Configurations &gt; Payment Settings</w:t>
+        <w:t>3. The enquiry display does not block or delay any transaction workflow</w:t>
       </w:r>
     </w:p>
     <w:sectPr>
